--- a/docs/Manual_de_usuario_SisDiT.docx
+++ b/docs/Manual_de_usuario_SisDiT.docx
@@ -3492,32 +3492,82 @@
         <w:jc w:val="center"/>
         <w:rPr>
           <w:rFonts w:ascii="Arial" w:hAnsi="Arial" w:cs="Arial"/>
-          <w:sz w:val="24"/>
-          <w:szCs w:val="24"/>
-        </w:rPr>
-      </w:pPr>
-      <w:r>
+          <w:color w:val="auto"/>
+          <w:sz w:val="28"/>
+          <w:szCs w:val="28"/>
+        </w:rPr>
+      </w:pPr>
+      <w:r>
+        <w:rPr>
+          <w:rFonts w:ascii="Arial" w:hAnsi="Arial" w:cs="Arial"/>
+          <w:color w:val="auto"/>
+          <w:sz w:val="20"/>
+          <w:szCs w:val="20"/>
+        </w:rPr>
         <w:t xml:space="preserve">Tabla </w:t>
       </w:r>
       <w:r>
+        <w:rPr>
+          <w:rFonts w:ascii="Arial" w:hAnsi="Arial" w:cs="Arial"/>
+          <w:color w:val="auto"/>
+          <w:sz w:val="20"/>
+          <w:szCs w:val="20"/>
+        </w:rPr>
         <w:fldChar w:fldCharType="begin"/>
       </w:r>
       <w:r>
+        <w:rPr>
+          <w:rFonts w:ascii="Arial" w:hAnsi="Arial" w:cs="Arial"/>
+          <w:color w:val="auto"/>
+          <w:sz w:val="20"/>
+          <w:szCs w:val="20"/>
+        </w:rPr>
         <w:instrText xml:space="preserve"> SEQ Tabla \* ARABIC </w:instrText>
       </w:r>
       <w:r>
+        <w:rPr>
+          <w:rFonts w:ascii="Arial" w:hAnsi="Arial" w:cs="Arial"/>
+          <w:color w:val="auto"/>
+          <w:sz w:val="20"/>
+          <w:szCs w:val="20"/>
+        </w:rPr>
         <w:fldChar w:fldCharType="separate"/>
       </w:r>
       <w:r>
         <w:rPr>
+          <w:rFonts w:ascii="Arial" w:hAnsi="Arial" w:cs="Arial"/>
           <w:noProof/>
+          <w:color w:val="auto"/>
+          <w:sz w:val="20"/>
+          <w:szCs w:val="20"/>
         </w:rPr>
         <w:t>1</w:t>
       </w:r>
       <w:r>
+        <w:rPr>
+          <w:rFonts w:ascii="Arial" w:hAnsi="Arial" w:cs="Arial"/>
+          <w:color w:val="auto"/>
+          <w:sz w:val="20"/>
+          <w:szCs w:val="20"/>
+        </w:rPr>
         <w:fldChar w:fldCharType="end"/>
       </w:r>
       <w:r>
+        <w:rPr>
+          <w:rFonts w:ascii="Arial" w:hAnsi="Arial" w:cs="Arial"/>
+          <w:color w:val="auto"/>
+          <w:sz w:val="20"/>
+          <w:szCs w:val="20"/>
+        </w:rPr>
+        <w:t xml:space="preserve"> </w:t>
+      </w:r>
+      <w:r>
+        <w:rPr>
+          <w:rFonts w:ascii="Arial" w:hAnsi="Arial" w:cs="Arial"/>
+          <w:color w:val="auto"/>
+          <w:sz w:val="20"/>
+          <w:szCs w:val="20"/>
+        </w:rPr>
         <w:t>Catalogo de tramites</w:t>
       </w:r>
     </w:p>
@@ -4368,11 +4418,17 @@
         <w:jc w:val="center"/>
         <w:rPr>
           <w:rFonts w:ascii="Arial" w:hAnsi="Arial" w:cs="Arial"/>
-        </w:rPr>
-      </w:pPr>
-      <w:r>
-        <w:rPr>
-          <w:rFonts w:ascii="Arial" w:hAnsi="Arial" w:cs="Arial"/>
+          <w:color w:val="auto"/>
+          <w:sz w:val="22"/>
+          <w:szCs w:val="22"/>
+        </w:rPr>
+      </w:pPr>
+      <w:r>
+        <w:rPr>
+          <w:rFonts w:ascii="Arial" w:hAnsi="Arial" w:cs="Arial"/>
+          <w:color w:val="auto"/>
+          <w:sz w:val="22"/>
+          <w:szCs w:val="22"/>
         </w:rPr>
         <w:t>Anexo barra de navegación</w:t>
       </w:r>
@@ -5071,29 +5127,44 @@
         <w:jc w:val="center"/>
         <w:rPr>
           <w:rFonts w:ascii="Arial" w:hAnsi="Arial" w:cs="Arial"/>
-        </w:rPr>
-      </w:pPr>
-      <w:r>
-        <w:rPr>
-          <w:rFonts w:ascii="Arial" w:hAnsi="Arial" w:cs="Arial"/>
+          <w:color w:val="auto"/>
+          <w:sz w:val="20"/>
+          <w:szCs w:val="20"/>
+        </w:rPr>
+      </w:pPr>
+      <w:r>
+        <w:rPr>
+          <w:rFonts w:ascii="Arial" w:hAnsi="Arial" w:cs="Arial"/>
+          <w:color w:val="auto"/>
+          <w:sz w:val="20"/>
+          <w:szCs w:val="20"/>
         </w:rPr>
         <w:t xml:space="preserve">Tabla </w:t>
       </w:r>
       <w:r>
         <w:rPr>
           <w:rFonts w:ascii="Arial" w:hAnsi="Arial" w:cs="Arial"/>
+          <w:color w:val="auto"/>
+          <w:sz w:val="20"/>
+          <w:szCs w:val="20"/>
         </w:rPr>
         <w:fldChar w:fldCharType="begin"/>
       </w:r>
       <w:r>
         <w:rPr>
           <w:rFonts w:ascii="Arial" w:hAnsi="Arial" w:cs="Arial"/>
+          <w:color w:val="auto"/>
+          <w:sz w:val="20"/>
+          <w:szCs w:val="20"/>
         </w:rPr>
         <w:instrText xml:space="preserve"> SEQ Tabla \* ARABIC </w:instrText>
       </w:r>
       <w:r>
         <w:rPr>
           <w:rFonts w:ascii="Arial" w:hAnsi="Arial" w:cs="Arial"/>
+          <w:color w:val="auto"/>
+          <w:sz w:val="20"/>
+          <w:szCs w:val="20"/>
         </w:rPr>
         <w:fldChar w:fldCharType="separate"/>
       </w:r>
@@ -5101,18 +5172,27 @@
         <w:rPr>
           <w:rFonts w:ascii="Arial" w:hAnsi="Arial" w:cs="Arial"/>
           <w:noProof/>
+          <w:color w:val="auto"/>
+          <w:sz w:val="20"/>
+          <w:szCs w:val="20"/>
         </w:rPr>
         <w:t>2</w:t>
       </w:r>
       <w:r>
         <w:rPr>
           <w:rFonts w:ascii="Arial" w:hAnsi="Arial" w:cs="Arial"/>
+          <w:color w:val="auto"/>
+          <w:sz w:val="20"/>
+          <w:szCs w:val="20"/>
         </w:rPr>
         <w:fldChar w:fldCharType="end"/>
       </w:r>
       <w:r>
         <w:rPr>
           <w:rFonts w:ascii="Arial" w:hAnsi="Arial" w:cs="Arial"/>
+          <w:color w:val="auto"/>
+          <w:sz w:val="20"/>
+          <w:szCs w:val="20"/>
         </w:rPr>
         <w:t xml:space="preserve"> Perfiles de usuario</w:t>
       </w:r>
@@ -5405,29 +5485,67 @@
       <w:pPr>
         <w:pStyle w:val="Descripcin"/>
         <w:jc w:val="center"/>
-      </w:pPr>
-      <w:r>
+        <w:rPr>
+          <w:color w:val="auto"/>
+          <w:sz w:val="20"/>
+          <w:szCs w:val="20"/>
+        </w:rPr>
+      </w:pPr>
+      <w:r>
+        <w:rPr>
+          <w:color w:val="auto"/>
+          <w:sz w:val="20"/>
+          <w:szCs w:val="20"/>
+        </w:rPr>
         <w:t xml:space="preserve">Tabla </w:t>
       </w:r>
       <w:r>
+        <w:rPr>
+          <w:color w:val="auto"/>
+          <w:sz w:val="20"/>
+          <w:szCs w:val="20"/>
+        </w:rPr>
         <w:fldChar w:fldCharType="begin"/>
       </w:r>
       <w:r>
+        <w:rPr>
+          <w:color w:val="auto"/>
+          <w:sz w:val="20"/>
+          <w:szCs w:val="20"/>
+        </w:rPr>
         <w:instrText xml:space="preserve"> SEQ Tabla \* ARABIC </w:instrText>
       </w:r>
       <w:r>
+        <w:rPr>
+          <w:color w:val="auto"/>
+          <w:sz w:val="20"/>
+          <w:szCs w:val="20"/>
+        </w:rPr>
         <w:fldChar w:fldCharType="separate"/>
       </w:r>
       <w:r>
         <w:rPr>
           <w:noProof/>
+          <w:color w:val="auto"/>
+          <w:sz w:val="20"/>
+          <w:szCs w:val="20"/>
         </w:rPr>
         <w:t>3</w:t>
       </w:r>
       <w:r>
+        <w:rPr>
+          <w:color w:val="auto"/>
+          <w:sz w:val="20"/>
+          <w:szCs w:val="20"/>
+        </w:rPr>
         <w:fldChar w:fldCharType="end"/>
       </w:r>
       <w:r>
+        <w:rPr>
+          <w:color w:val="auto"/>
+          <w:sz w:val="20"/>
+          <w:szCs w:val="20"/>
+        </w:rPr>
         <w:t xml:space="preserve"> Perfiles</w:t>
       </w:r>
     </w:p>
@@ -5842,29 +5960,67 @@
       <w:pPr>
         <w:pStyle w:val="Descripcin"/>
         <w:jc w:val="center"/>
-      </w:pPr>
-      <w:r>
+        <w:rPr>
+          <w:color w:val="auto"/>
+          <w:sz w:val="20"/>
+          <w:szCs w:val="20"/>
+        </w:rPr>
+      </w:pPr>
+      <w:r>
+        <w:rPr>
+          <w:color w:val="auto"/>
+          <w:sz w:val="20"/>
+          <w:szCs w:val="20"/>
+        </w:rPr>
         <w:t xml:space="preserve">Tabla </w:t>
       </w:r>
       <w:r>
+        <w:rPr>
+          <w:color w:val="auto"/>
+          <w:sz w:val="20"/>
+          <w:szCs w:val="20"/>
+        </w:rPr>
         <w:fldChar w:fldCharType="begin"/>
       </w:r>
       <w:r>
+        <w:rPr>
+          <w:color w:val="auto"/>
+          <w:sz w:val="20"/>
+          <w:szCs w:val="20"/>
+        </w:rPr>
         <w:instrText xml:space="preserve"> SEQ Tabla \* ARABIC </w:instrText>
       </w:r>
       <w:r>
+        <w:rPr>
+          <w:color w:val="auto"/>
+          <w:sz w:val="20"/>
+          <w:szCs w:val="20"/>
+        </w:rPr>
         <w:fldChar w:fldCharType="separate"/>
       </w:r>
       <w:r>
         <w:rPr>
           <w:noProof/>
+          <w:color w:val="auto"/>
+          <w:sz w:val="20"/>
+          <w:szCs w:val="20"/>
         </w:rPr>
         <w:t>4</w:t>
       </w:r>
       <w:r>
+        <w:rPr>
+          <w:color w:val="auto"/>
+          <w:sz w:val="20"/>
+          <w:szCs w:val="20"/>
+        </w:rPr>
         <w:fldChar w:fldCharType="end"/>
       </w:r>
       <w:r>
+        <w:rPr>
+          <w:color w:val="auto"/>
+          <w:sz w:val="20"/>
+          <w:szCs w:val="20"/>
+        </w:rPr>
         <w:t xml:space="preserve"> Estados en tramites</w:t>
       </w:r>
     </w:p>
@@ -5919,47 +6075,16 @@
           <w:sz w:val="24"/>
           <w:szCs w:val="24"/>
         </w:rPr>
-        <w:t xml:space="preserve">actualizar </w:t>
-      </w:r>
-      <w:proofErr w:type="spellStart"/>
-      <w:r>
-        <w:rPr>
-          <w:rFonts w:ascii="Arial" w:hAnsi="Arial" w:cs="Arial"/>
-          <w:b/>
-          <w:bCs/>
-          <w:sz w:val="24"/>
-          <w:szCs w:val="24"/>
-        </w:rPr>
-        <w:t>SHP</w:t>
-      </w:r>
-      <w:proofErr w:type="spellEnd"/>
-      <w:r>
-        <w:rPr>
-          <w:rFonts w:ascii="Arial" w:hAnsi="Arial" w:cs="Arial"/>
-          <w:sz w:val="24"/>
-          <w:szCs w:val="24"/>
-        </w:rPr>
-        <w:t xml:space="preserve"> el cual solo nos pedirá el archivo .</w:t>
-      </w:r>
-      <w:proofErr w:type="spellStart"/>
-      <w:r>
-        <w:rPr>
-          <w:rFonts w:ascii="Arial" w:hAnsi="Arial" w:cs="Arial"/>
-          <w:sz w:val="24"/>
-          <w:szCs w:val="24"/>
-        </w:rPr>
-        <w:t>shp</w:t>
-      </w:r>
-      <w:proofErr w:type="spellEnd"/>
-      <w:r>
-        <w:rPr>
-          <w:rFonts w:ascii="Arial" w:hAnsi="Arial" w:cs="Arial"/>
-          <w:sz w:val="24"/>
-          <w:szCs w:val="24"/>
-        </w:rPr>
-        <w:t xml:space="preserve">, donde por medio de la función cambiar a </w:t>
-      </w:r>
-      <w:proofErr w:type="spellStart"/>
+        <w:t>actualizar SHP</w:t>
+      </w:r>
+      <w:r>
+        <w:rPr>
+          <w:rFonts w:ascii="Arial" w:hAnsi="Arial" w:cs="Arial"/>
+          <w:sz w:val="24"/>
+          <w:szCs w:val="24"/>
+        </w:rPr>
+        <w:t xml:space="preserve"> el cual solo nos pedirá el archivo .shp, donde por medio de la función cambiar a </w:t>
+      </w:r>
       <w:r>
         <w:rPr>
           <w:rFonts w:ascii="Arial" w:hAnsi="Arial" w:cs="Arial"/>
@@ -5974,16 +6099,7 @@
           <w:sz w:val="24"/>
           <w:szCs w:val="24"/>
         </w:rPr>
-        <w:t>eoJson</w:t>
-      </w:r>
-      <w:proofErr w:type="spellEnd"/>
-      <w:r>
-        <w:rPr>
-          <w:rFonts w:ascii="Arial" w:hAnsi="Arial" w:cs="Arial"/>
-          <w:sz w:val="24"/>
-          <w:szCs w:val="24"/>
-        </w:rPr>
-        <w:t xml:space="preserve"> se adaptara para el sistema, cambiándolo y actualizándolo para el mapa de ventanilla, verificador y calificador. </w:t>
+        <w:t xml:space="preserve">eoJson se adaptara para el sistema, cambiándolo y actualizándolo para el mapa de ventanilla, verificador y calificador. </w:t>
       </w:r>
       <w:r>
         <w:rPr>
@@ -5991,18 +6107,8 @@
           <w:sz w:val="14"/>
           <w:szCs w:val="14"/>
         </w:rPr>
-        <w:t>Anexo actualizar .</w:t>
-      </w:r>
-      <w:proofErr w:type="spellStart"/>
-      <w:r>
-        <w:rPr>
-          <w:rFonts w:ascii="Arial" w:hAnsi="Arial" w:cs="Arial"/>
-          <w:sz w:val="14"/>
-          <w:szCs w:val="14"/>
-        </w:rPr>
-        <w:t>shp</w:t>
-      </w:r>
-      <w:proofErr w:type="spellEnd"/>
+        <w:t>Anexo actualizar .shp</w:t>
+      </w:r>
     </w:p>
     <w:p>
       <w:pPr>
@@ -6156,11 +6262,18 @@
         <w:jc w:val="center"/>
         <w:rPr>
           <w:rFonts w:ascii="Arial" w:hAnsi="Arial" w:cs="Arial"/>
-          <w:sz w:val="24"/>
-          <w:szCs w:val="24"/>
-        </w:rPr>
-      </w:pPr>
-      <w:r>
+          <w:color w:val="auto"/>
+          <w:sz w:val="32"/>
+          <w:szCs w:val="32"/>
+        </w:rPr>
+      </w:pPr>
+      <w:r>
+        <w:rPr>
+          <w:rFonts w:ascii="Arial" w:hAnsi="Arial" w:cs="Arial"/>
+          <w:color w:val="auto"/>
+          <w:sz w:val="22"/>
+          <w:szCs w:val="22"/>
+        </w:rPr>
         <w:t>Tramites</w:t>
       </w:r>
     </w:p>
@@ -6309,11 +6422,17 @@
         <w:rPr>
           <w:rFonts w:ascii="Arial" w:hAnsi="Arial" w:cs="Arial"/>
           <w:color w:val="auto"/>
-          <w:sz w:val="24"/>
-          <w:szCs w:val="24"/>
-        </w:rPr>
-      </w:pPr>
-      <w:r>
+          <w:sz w:val="32"/>
+          <w:szCs w:val="32"/>
+        </w:rPr>
+      </w:pPr>
+      <w:r>
+        <w:rPr>
+          <w:rFonts w:ascii="Arial" w:hAnsi="Arial" w:cs="Arial"/>
+          <w:color w:val="auto"/>
+          <w:sz w:val="22"/>
+          <w:szCs w:val="22"/>
+        </w:rPr>
         <w:t>Mapa Georreferenciado</w:t>
       </w:r>
     </w:p>
@@ -7030,13 +7149,16 @@
         <w:rPr>
           <w:rFonts w:ascii="Arial" w:hAnsi="Arial" w:cs="Arial"/>
           <w:color w:val="auto"/>
-          <w:sz w:val="24"/>
-          <w:szCs w:val="24"/>
-        </w:rPr>
-      </w:pPr>
-      <w:r>
-        <w:rPr>
-          <w:rFonts w:ascii="Arial" w:hAnsi="Arial" w:cs="Arial"/>
+          <w:sz w:val="28"/>
+          <w:szCs w:val="28"/>
+        </w:rPr>
+      </w:pPr>
+      <w:r>
+        <w:rPr>
+          <w:rFonts w:ascii="Arial" w:hAnsi="Arial" w:cs="Arial"/>
+          <w:color w:val="auto"/>
+          <w:sz w:val="20"/>
+          <w:szCs w:val="20"/>
         </w:rPr>
         <w:t>Detalles de tramite</w:t>
       </w:r>
@@ -7206,12 +7328,19 @@
         <w:pStyle w:val="Descripcin"/>
         <w:jc w:val="center"/>
         <w:rPr>
+          <w:rFonts w:ascii="Arial" w:hAnsi="Arial" w:cs="Arial"/>
           <w:color w:val="auto"/>
-          <w:sz w:val="22"/>
-          <w:szCs w:val="22"/>
-        </w:rPr>
-      </w:pPr>
-      <w:r>
+          <w:sz w:val="24"/>
+          <w:szCs w:val="24"/>
+        </w:rPr>
+      </w:pPr>
+      <w:r>
+        <w:rPr>
+          <w:rFonts w:ascii="Arial" w:hAnsi="Arial" w:cs="Arial"/>
+          <w:color w:val="auto"/>
+          <w:sz w:val="20"/>
+          <w:szCs w:val="20"/>
+        </w:rPr>
         <w:t>Constancia de Numero Oficial</w:t>
       </w:r>
     </w:p>
@@ -7288,11 +7417,17 @@
         <w:rPr>
           <w:rFonts w:ascii="Arial" w:hAnsi="Arial" w:cs="Arial"/>
           <w:color w:val="auto"/>
-          <w:sz w:val="24"/>
-          <w:szCs w:val="24"/>
-        </w:rPr>
-      </w:pPr>
-      <w:r>
+          <w:sz w:val="28"/>
+          <w:szCs w:val="28"/>
+        </w:rPr>
+      </w:pPr>
+      <w:r>
+        <w:rPr>
+          <w:rFonts w:ascii="Arial" w:hAnsi="Arial" w:cs="Arial"/>
+          <w:color w:val="auto"/>
+          <w:sz w:val="20"/>
+          <w:szCs w:val="20"/>
+        </w:rPr>
         <w:t>Ubicación</w:t>
       </w:r>
     </w:p>
@@ -7393,6 +7528,10 @@
         </w:rPr>
       </w:pPr>
       <w:r>
+        <w:rPr>
+          <w:rFonts w:ascii="Arial" w:hAnsi="Arial" w:cs="Arial"/>
+          <w:color w:val="auto"/>
+        </w:rPr>
         <w:t>Croquis</w:t>
       </w:r>
     </w:p>
@@ -7598,11 +7737,18 @@
         <w:jc w:val="center"/>
         <w:rPr>
           <w:rFonts w:ascii="Arial" w:hAnsi="Arial" w:cs="Arial"/>
-          <w:sz w:val="24"/>
-          <w:szCs w:val="24"/>
-        </w:rPr>
-      </w:pPr>
-      <w:r>
+          <w:color w:val="auto"/>
+          <w:sz w:val="28"/>
+          <w:szCs w:val="28"/>
+        </w:rPr>
+      </w:pPr>
+      <w:r>
+        <w:rPr>
+          <w:rFonts w:ascii="Arial" w:hAnsi="Arial" w:cs="Arial"/>
+          <w:color w:val="auto"/>
+          <w:sz w:val="20"/>
+          <w:szCs w:val="20"/>
+        </w:rPr>
         <w:t>Papeleta de ingreso de tramite</w:t>
       </w:r>
     </w:p>
@@ -7697,13 +7843,16 @@
         <w:rPr>
           <w:rFonts w:ascii="Arial" w:hAnsi="Arial" w:cs="Arial"/>
           <w:color w:val="auto"/>
-          <w:sz w:val="24"/>
-          <w:szCs w:val="24"/>
-        </w:rPr>
-      </w:pPr>
-      <w:r>
-        <w:rPr>
-          <w:rFonts w:ascii="Arial" w:hAnsi="Arial" w:cs="Arial"/>
+          <w:sz w:val="28"/>
+          <w:szCs w:val="28"/>
+        </w:rPr>
+      </w:pPr>
+      <w:r>
+        <w:rPr>
+          <w:rFonts w:ascii="Arial" w:hAnsi="Arial" w:cs="Arial"/>
+          <w:color w:val="auto"/>
+          <w:sz w:val="20"/>
+          <w:szCs w:val="20"/>
         </w:rPr>
         <w:t>Solicitud de Licencia de Construcción</w:t>
       </w:r>
@@ -8339,11 +8488,12 @@
       <w:tblPr>
         <w:tblStyle w:val="Sombreadoclaro-nfasis1"/>
         <w:tblW w:w="0" w:type="auto"/>
+        <w:tblLayout w:type="fixed"/>
         <w:tblLook w:val="04A0" w:firstRow="1" w:lastRow="0" w:firstColumn="1" w:lastColumn="0" w:noHBand="0" w:noVBand="1"/>
       </w:tblPr>
       <w:tblGrid>
-        <w:gridCol w:w="2965"/>
-        <w:gridCol w:w="7187"/>
+        <w:gridCol w:w="5070"/>
+        <w:gridCol w:w="5082"/>
       </w:tblGrid>
       <w:tr>
         <w:trPr>
@@ -8352,7 +8502,7 @@
         <w:tc>
           <w:tcPr>
             <w:cnfStyle w:val="001000000000" w:firstRow="0" w:lastRow="0" w:firstColumn="1" w:lastColumn="0" w:oddVBand="0" w:evenVBand="0" w:oddHBand="0" w:evenHBand="0" w:firstRowFirstColumn="0" w:firstRowLastColumn="0" w:lastRowFirstColumn="0" w:lastRowLastColumn="0"/>
-            <w:tcW w:w="4968" w:type="dxa"/>
+            <w:tcW w:w="5070" w:type="dxa"/>
           </w:tcPr>
           <w:p>
             <w:pPr>
@@ -8371,7 +8521,7 @@
         </w:tc>
         <w:tc>
           <w:tcPr>
-            <w:tcW w:w="4968" w:type="dxa"/>
+            <w:tcW w:w="5082" w:type="dxa"/>
           </w:tcPr>
           <w:p>
             <w:pPr>
@@ -8397,7 +8547,7 @@
         <w:tc>
           <w:tcPr>
             <w:cnfStyle w:val="001000000000" w:firstRow="0" w:lastRow="0" w:firstColumn="1" w:lastColumn="0" w:oddVBand="0" w:evenVBand="0" w:oddHBand="0" w:evenHBand="0" w:firstRowFirstColumn="0" w:firstRowLastColumn="0" w:lastRowFirstColumn="0" w:lastRowLastColumn="0"/>
-            <w:tcW w:w="4968" w:type="dxa"/>
+            <w:tcW w:w="5070" w:type="dxa"/>
           </w:tcPr>
           <w:p>
             <w:pPr>
@@ -8418,21 +8568,13 @@
                 <w:rFonts w:ascii="Arial" w:hAnsi="Arial" w:cs="Arial"/>
                 <w:sz w:val="20"/>
               </w:rPr>
-              <w:t xml:space="preserve">SQL en </w:t>
-            </w:r>
-            <w:r>
-              <w:rPr>
-                <w:rFonts w:ascii="Arial" w:hAnsi="Arial" w:cs="Arial"/>
-                <w:sz w:val="20"/>
-              </w:rPr>
-              <w:lastRenderedPageBreak/>
-              <w:t>XAMPP</w:t>
+              <w:t>SQL en XAMPP</w:t>
             </w:r>
           </w:p>
         </w:tc>
         <w:tc>
           <w:tcPr>
-            <w:tcW w:w="4968" w:type="dxa"/>
+            <w:tcW w:w="5082" w:type="dxa"/>
           </w:tcPr>
           <w:p>
             <w:pPr>
@@ -8440,6 +8582,9 @@
               <w:cnfStyle w:val="000000100000" w:firstRow="0" w:lastRow="0" w:firstColumn="0" w:lastColumn="0" w:oddVBand="0" w:evenVBand="0" w:oddHBand="1" w:evenHBand="0" w:firstRowFirstColumn="0" w:firstRowLastColumn="0" w:lastRowFirstColumn="0" w:lastRowLastColumn="0"/>
               <w:rPr>
                 <w:rFonts w:ascii="Arial" w:hAnsi="Arial" w:cs="Arial"/>
+                <w:b/>
+                <w:bCs/>
+                <w:sz w:val="20"/>
               </w:rPr>
             </w:pPr>
             <w:r>
@@ -8447,7 +8592,6 @@
                 <w:rFonts w:ascii="Arial" w:hAnsi="Arial" w:cs="Arial"/>
                 <w:sz w:val="20"/>
               </w:rPr>
-              <w:lastRenderedPageBreak/>
               <w:t xml:space="preserve">Ejecutar script </w:t>
             </w:r>
             <w:r>
@@ -8458,6 +8602,76 @@
                 <w:sz w:val="20"/>
               </w:rPr>
               <w:t>Recuperar SQL</w:t>
+            </w:r>
+            <w:r>
+              <w:rPr>
+                <w:rFonts w:ascii="Arial" w:hAnsi="Arial" w:cs="Arial"/>
+                <w:b/>
+                <w:bCs/>
+                <w:sz w:val="20"/>
+              </w:rPr>
+              <w:t>.bat</w:t>
+            </w:r>
+          </w:p>
+          <w:p>
+            <w:pPr>
+              <w:pStyle w:val="Prrafodelista"/>
+              <w:numPr>
+                <w:ilvl w:val="0"/>
+                <w:numId w:val="14"/>
+              </w:numPr>
+              <w:jc w:val="both"/>
+              <w:cnfStyle w:val="000000100000" w:firstRow="0" w:lastRow="0" w:firstColumn="0" w:lastColumn="0" w:oddVBand="0" w:evenVBand="0" w:oddHBand="1" w:evenHBand="0" w:firstRowFirstColumn="0" w:firstRowLastColumn="0" w:lastRowFirstColumn="0" w:lastRowLastColumn="0"/>
+              <w:rPr>
+                <w:rFonts w:ascii="Arial" w:hAnsi="Arial" w:cs="Arial"/>
+              </w:rPr>
+            </w:pPr>
+            <w:r>
+              <w:rPr>
+                <w:rFonts w:ascii="Arial" w:hAnsi="Arial" w:cs="Arial"/>
+              </w:rPr>
+              <w:lastRenderedPageBreak/>
+              <w:t>Ejecutar con opción 1, si no marca otro error, continuar.</w:t>
+            </w:r>
+          </w:p>
+          <w:p>
+            <w:pPr>
+              <w:pStyle w:val="Prrafodelista"/>
+              <w:numPr>
+                <w:ilvl w:val="0"/>
+                <w:numId w:val="14"/>
+              </w:numPr>
+              <w:jc w:val="both"/>
+              <w:cnfStyle w:val="000000100000" w:firstRow="0" w:lastRow="0" w:firstColumn="0" w:lastColumn="0" w:oddVBand="0" w:evenVBand="0" w:oddHBand="1" w:evenHBand="0" w:firstRowFirstColumn="0" w:firstRowLastColumn="0" w:lastRowFirstColumn="0" w:lastRowLastColumn="0"/>
+              <w:rPr>
+                <w:rFonts w:ascii="Arial" w:hAnsi="Arial" w:cs="Arial"/>
+              </w:rPr>
+            </w:pPr>
+            <w:r>
+              <w:rPr>
+                <w:rFonts w:ascii="Arial" w:hAnsi="Arial" w:cs="Arial"/>
+              </w:rPr>
+              <w:t>Ejecutar con opción 2 para crear una base de datos de respaldo.</w:t>
+            </w:r>
+          </w:p>
+          <w:p>
+            <w:pPr>
+              <w:pStyle w:val="Prrafodelista"/>
+              <w:numPr>
+                <w:ilvl w:val="0"/>
+                <w:numId w:val="14"/>
+              </w:numPr>
+              <w:jc w:val="both"/>
+              <w:cnfStyle w:val="000000100000" w:firstRow="0" w:lastRow="0" w:firstColumn="0" w:lastColumn="0" w:oddVBand="0" w:evenVBand="0" w:oddHBand="1" w:evenHBand="0" w:firstRowFirstColumn="0" w:firstRowLastColumn="0" w:lastRowFirstColumn="0" w:lastRowLastColumn="0"/>
+              <w:rPr>
+                <w:rFonts w:ascii="Arial" w:hAnsi="Arial" w:cs="Arial"/>
+              </w:rPr>
+            </w:pPr>
+            <w:r>
+              <w:rPr>
+                <w:rFonts w:ascii="Arial" w:hAnsi="Arial" w:cs="Arial"/>
+              </w:rPr>
+              <w:t>Ejecutar con opción 3 para recuperar SQL.</w:t>
             </w:r>
           </w:p>
         </w:tc>
@@ -8466,7 +8680,7 @@
         <w:tc>
           <w:tcPr>
             <w:cnfStyle w:val="001000000000" w:firstRow="0" w:lastRow="0" w:firstColumn="1" w:lastColumn="0" w:oddVBand="0" w:evenVBand="0" w:oddHBand="0" w:evenHBand="0" w:firstRowFirstColumn="0" w:firstRowLastColumn="0" w:lastRowFirstColumn="0" w:lastRowLastColumn="0"/>
-            <w:tcW w:w="4968" w:type="dxa"/>
+            <w:tcW w:w="5070" w:type="dxa"/>
           </w:tcPr>
           <w:p>
             <w:pPr>
@@ -8480,13 +8694,14 @@
                 <w:rFonts w:ascii="Arial" w:hAnsi="Arial" w:cs="Arial"/>
                 <w:sz w:val="20"/>
               </w:rPr>
+              <w:lastRenderedPageBreak/>
               <w:t>No funciona script Recuperar SQL</w:t>
             </w:r>
           </w:p>
         </w:tc>
         <w:tc>
           <w:tcPr>
-            <w:tcW w:w="4968" w:type="dxa"/>
+            <w:tcW w:w="5082" w:type="dxa"/>
           </w:tcPr>
           <w:p>
             <w:pPr>
@@ -8513,7 +8728,7 @@
         <w:tc>
           <w:tcPr>
             <w:cnfStyle w:val="001000000000" w:firstRow="0" w:lastRow="0" w:firstColumn="1" w:lastColumn="0" w:oddVBand="0" w:evenVBand="0" w:oddHBand="0" w:evenHBand="0" w:firstRowFirstColumn="0" w:firstRowLastColumn="0" w:lastRowFirstColumn="0" w:lastRowLastColumn="0"/>
-            <w:tcW w:w="4968" w:type="dxa"/>
+            <w:tcW w:w="5070" w:type="dxa"/>
           </w:tcPr>
           <w:p>
             <w:pPr>
@@ -8533,7 +8748,7 @@
         </w:tc>
         <w:tc>
           <w:tcPr>
-            <w:tcW w:w="4968" w:type="dxa"/>
+            <w:tcW w:w="5082" w:type="dxa"/>
           </w:tcPr>
           <w:p>
             <w:pPr>
@@ -8662,7 +8877,7 @@
         <w:tc>
           <w:tcPr>
             <w:cnfStyle w:val="001000000000" w:firstRow="0" w:lastRow="0" w:firstColumn="1" w:lastColumn="0" w:oddVBand="0" w:evenVBand="0" w:oddHBand="0" w:evenHBand="0" w:firstRowFirstColumn="0" w:firstRowLastColumn="0" w:lastRowFirstColumn="0" w:lastRowLastColumn="0"/>
-            <w:tcW w:w="4968" w:type="dxa"/>
+            <w:tcW w:w="5070" w:type="dxa"/>
           </w:tcPr>
           <w:p>
             <w:pPr>
@@ -8675,7 +8890,7 @@
         </w:tc>
         <w:tc>
           <w:tcPr>
-            <w:tcW w:w="4968" w:type="dxa"/>
+            <w:tcW w:w="5082" w:type="dxa"/>
           </w:tcPr>
           <w:p>
             <w:pPr>
@@ -8695,7 +8910,7 @@
         <w:tc>
           <w:tcPr>
             <w:cnfStyle w:val="001000000000" w:firstRow="0" w:lastRow="0" w:firstColumn="1" w:lastColumn="0" w:oddVBand="0" w:evenVBand="0" w:oddHBand="0" w:evenHBand="0" w:firstRowFirstColumn="0" w:firstRowLastColumn="0" w:lastRowFirstColumn="0" w:lastRowLastColumn="0"/>
-            <w:tcW w:w="4968" w:type="dxa"/>
+            <w:tcW w:w="5070" w:type="dxa"/>
           </w:tcPr>
           <w:p>
             <w:pPr>
@@ -8708,7 +8923,7 @@
         </w:tc>
         <w:tc>
           <w:tcPr>
-            <w:tcW w:w="4968" w:type="dxa"/>
+            <w:tcW w:w="5082" w:type="dxa"/>
           </w:tcPr>
           <w:p>
             <w:pPr>
@@ -8725,7 +8940,7 @@
         <w:tc>
           <w:tcPr>
             <w:cnfStyle w:val="001000000000" w:firstRow="0" w:lastRow="0" w:firstColumn="1" w:lastColumn="0" w:oddVBand="0" w:evenVBand="0" w:oddHBand="0" w:evenHBand="0" w:firstRowFirstColumn="0" w:firstRowLastColumn="0" w:lastRowFirstColumn="0" w:lastRowLastColumn="0"/>
-            <w:tcW w:w="4968" w:type="dxa"/>
+            <w:tcW w:w="5070" w:type="dxa"/>
           </w:tcPr>
           <w:p>
             <w:pPr>
@@ -8738,7 +8953,7 @@
         </w:tc>
         <w:tc>
           <w:tcPr>
-            <w:tcW w:w="4968" w:type="dxa"/>
+            <w:tcW w:w="5082" w:type="dxa"/>
           </w:tcPr>
           <w:p>
             <w:pPr>
@@ -8758,7 +8973,7 @@
         <w:tc>
           <w:tcPr>
             <w:cnfStyle w:val="001000000000" w:firstRow="0" w:lastRow="0" w:firstColumn="1" w:lastColumn="0" w:oddVBand="0" w:evenVBand="0" w:oddHBand="0" w:evenHBand="0" w:firstRowFirstColumn="0" w:firstRowLastColumn="0" w:lastRowFirstColumn="0" w:lastRowLastColumn="0"/>
-            <w:tcW w:w="4968" w:type="dxa"/>
+            <w:tcW w:w="5070" w:type="dxa"/>
           </w:tcPr>
           <w:p>
             <w:pPr>
@@ -8771,7 +8986,7 @@
         </w:tc>
         <w:tc>
           <w:tcPr>
-            <w:tcW w:w="4968" w:type="dxa"/>
+            <w:tcW w:w="5082" w:type="dxa"/>
           </w:tcPr>
           <w:p>
             <w:pPr>
@@ -8788,7 +9003,7 @@
         <w:tc>
           <w:tcPr>
             <w:cnfStyle w:val="001000000000" w:firstRow="0" w:lastRow="0" w:firstColumn="1" w:lastColumn="0" w:oddVBand="0" w:evenVBand="0" w:oddHBand="0" w:evenHBand="0" w:firstRowFirstColumn="0" w:firstRowLastColumn="0" w:lastRowFirstColumn="0" w:lastRowLastColumn="0"/>
-            <w:tcW w:w="4968" w:type="dxa"/>
+            <w:tcW w:w="5070" w:type="dxa"/>
           </w:tcPr>
           <w:p>
             <w:pPr>
@@ -8801,7 +9016,7 @@
         </w:tc>
         <w:tc>
           <w:tcPr>
-            <w:tcW w:w="4968" w:type="dxa"/>
+            <w:tcW w:w="5082" w:type="dxa"/>
           </w:tcPr>
           <w:p>
             <w:pPr>
@@ -8821,7 +9036,7 @@
         <w:tc>
           <w:tcPr>
             <w:cnfStyle w:val="001000000000" w:firstRow="0" w:lastRow="0" w:firstColumn="1" w:lastColumn="0" w:oddVBand="0" w:evenVBand="0" w:oddHBand="0" w:evenHBand="0" w:firstRowFirstColumn="0" w:firstRowLastColumn="0" w:lastRowFirstColumn="0" w:lastRowLastColumn="0"/>
-            <w:tcW w:w="4968" w:type="dxa"/>
+            <w:tcW w:w="5070" w:type="dxa"/>
           </w:tcPr>
           <w:p>
             <w:pPr>
@@ -8834,7 +9049,7 @@
         </w:tc>
         <w:tc>
           <w:tcPr>
-            <w:tcW w:w="4968" w:type="dxa"/>
+            <w:tcW w:w="5082" w:type="dxa"/>
           </w:tcPr>
           <w:p>
             <w:pPr>
@@ -8851,7 +9066,7 @@
         <w:tc>
           <w:tcPr>
             <w:cnfStyle w:val="001000000000" w:firstRow="0" w:lastRow="0" w:firstColumn="1" w:lastColumn="0" w:oddVBand="0" w:evenVBand="0" w:oddHBand="0" w:evenHBand="0" w:firstRowFirstColumn="0" w:firstRowLastColumn="0" w:lastRowFirstColumn="0" w:lastRowLastColumn="0"/>
-            <w:tcW w:w="4968" w:type="dxa"/>
+            <w:tcW w:w="5070" w:type="dxa"/>
           </w:tcPr>
           <w:p>
             <w:pPr>
@@ -8864,7 +9079,7 @@
         </w:tc>
         <w:tc>
           <w:tcPr>
-            <w:tcW w:w="4968" w:type="dxa"/>
+            <w:tcW w:w="5082" w:type="dxa"/>
           </w:tcPr>
           <w:p>
             <w:pPr>
@@ -9151,7 +9366,14 @@
               <w:rPr>
                 <w:sz w:val="20"/>
               </w:rPr>
-              <w:t>Coordenadas Este y Norte utilizadas para ubicar el inmueble.</w:t>
+              <w:t xml:space="preserve">Coordenadas Este y Norte utilizadas para ubicar el </w:t>
+            </w:r>
+            <w:r>
+              <w:rPr>
+                <w:sz w:val="20"/>
+              </w:rPr>
+              <w:lastRenderedPageBreak/>
+              <w:t>inmueble.</w:t>
             </w:r>
           </w:p>
         </w:tc>
@@ -9170,6 +9392,7 @@
               <w:rPr>
                 <w:sz w:val="20"/>
               </w:rPr>
+              <w:lastRenderedPageBreak/>
               <w:t>LC</w:t>
             </w:r>
           </w:p>
@@ -9304,7 +9527,6 @@
           <w:sz w:val="24"/>
           <w:szCs w:val="24"/>
         </w:rPr>
-        <w:lastRenderedPageBreak/>
         <w:drawing>
           <wp:inline distT="0" distB="0" distL="0" distR="0" wp14:anchorId="2616084A" wp14:editId="26289FA9">
             <wp:extent cx="3239036" cy="4599909"/>
@@ -9350,15 +9572,18 @@
         <w:rPr>
           <w:rFonts w:ascii="Arial" w:hAnsi="Arial" w:cs="Arial"/>
           <w:color w:val="auto"/>
-          <w:sz w:val="24"/>
-          <w:szCs w:val="24"/>
-        </w:rPr>
-      </w:pPr>
-      <w:r>
-        <w:t>A</w:t>
-      </w:r>
-      <w:r>
-        <w:t>nexo tablas</w:t>
+          <w:sz w:val="28"/>
+          <w:szCs w:val="28"/>
+        </w:rPr>
+      </w:pPr>
+      <w:r>
+        <w:rPr>
+          <w:rFonts w:ascii="Arial" w:hAnsi="Arial" w:cs="Arial"/>
+          <w:color w:val="auto"/>
+          <w:sz w:val="20"/>
+          <w:szCs w:val="20"/>
+        </w:rPr>
+        <w:t>Anexo tablas</w:t>
       </w:r>
     </w:p>
     <w:sectPr>
@@ -9797,6 +10022,92 @@
     </w:lvl>
   </w:abstractNum>
   <w:abstractNum w:abstractNumId="11" w15:restartNumberingAfterBreak="0">
+    <w:nsid w:val="2A9D1381"/>
+    <w:multiLevelType w:val="hybridMultilevel"/>
+    <w:tmpl w:val="C48001C0"/>
+    <w:lvl w:ilvl="0" w:tplc="080A000F">
+      <w:start w:val="1"/>
+      <w:numFmt w:val="decimal"/>
+      <w:lvlText w:val="%1."/>
+      <w:lvlJc w:val="left"/>
+      <w:pPr>
+        <w:ind w:left="720" w:hanging="360"/>
+      </w:pPr>
+    </w:lvl>
+    <w:lvl w:ilvl="1" w:tplc="080A0019" w:tentative="1">
+      <w:start w:val="1"/>
+      <w:numFmt w:val="lowerLetter"/>
+      <w:lvlText w:val="%2."/>
+      <w:lvlJc w:val="left"/>
+      <w:pPr>
+        <w:ind w:left="1440" w:hanging="360"/>
+      </w:pPr>
+    </w:lvl>
+    <w:lvl w:ilvl="2" w:tplc="080A001B" w:tentative="1">
+      <w:start w:val="1"/>
+      <w:numFmt w:val="lowerRoman"/>
+      <w:lvlText w:val="%3."/>
+      <w:lvlJc w:val="right"/>
+      <w:pPr>
+        <w:ind w:left="2160" w:hanging="180"/>
+      </w:pPr>
+    </w:lvl>
+    <w:lvl w:ilvl="3" w:tplc="080A000F" w:tentative="1">
+      <w:start w:val="1"/>
+      <w:numFmt w:val="decimal"/>
+      <w:lvlText w:val="%4."/>
+      <w:lvlJc w:val="left"/>
+      <w:pPr>
+        <w:ind w:left="2880" w:hanging="360"/>
+      </w:pPr>
+    </w:lvl>
+    <w:lvl w:ilvl="4" w:tplc="080A0019" w:tentative="1">
+      <w:start w:val="1"/>
+      <w:numFmt w:val="lowerLetter"/>
+      <w:lvlText w:val="%5."/>
+      <w:lvlJc w:val="left"/>
+      <w:pPr>
+        <w:ind w:left="3600" w:hanging="360"/>
+      </w:pPr>
+    </w:lvl>
+    <w:lvl w:ilvl="5" w:tplc="080A001B" w:tentative="1">
+      <w:start w:val="1"/>
+      <w:numFmt w:val="lowerRoman"/>
+      <w:lvlText w:val="%6."/>
+      <w:lvlJc w:val="right"/>
+      <w:pPr>
+        <w:ind w:left="4320" w:hanging="180"/>
+      </w:pPr>
+    </w:lvl>
+    <w:lvl w:ilvl="6" w:tplc="080A000F" w:tentative="1">
+      <w:start w:val="1"/>
+      <w:numFmt w:val="decimal"/>
+      <w:lvlText w:val="%7."/>
+      <w:lvlJc w:val="left"/>
+      <w:pPr>
+        <w:ind w:left="5040" w:hanging="360"/>
+      </w:pPr>
+    </w:lvl>
+    <w:lvl w:ilvl="7" w:tplc="080A0019" w:tentative="1">
+      <w:start w:val="1"/>
+      <w:numFmt w:val="lowerLetter"/>
+      <w:lvlText w:val="%8."/>
+      <w:lvlJc w:val="left"/>
+      <w:pPr>
+        <w:ind w:left="5760" w:hanging="360"/>
+      </w:pPr>
+    </w:lvl>
+    <w:lvl w:ilvl="8" w:tplc="080A001B" w:tentative="1">
+      <w:start w:val="1"/>
+      <w:numFmt w:val="lowerRoman"/>
+      <w:lvlText w:val="%9."/>
+      <w:lvlJc w:val="right"/>
+      <w:pPr>
+        <w:ind w:left="6480" w:hanging="180"/>
+      </w:pPr>
+    </w:lvl>
+  </w:abstractNum>
+  <w:abstractNum w:abstractNumId="12" w15:restartNumberingAfterBreak="0">
     <w:nsid w:val="2D8D2937"/>
     <w:multiLevelType w:val="hybridMultilevel"/>
     <w:tmpl w:val="51A48F84"/>
@@ -9885,7 +10196,7 @@
       </w:pPr>
     </w:lvl>
   </w:abstractNum>
-  <w:abstractNum w:abstractNumId="12" w15:restartNumberingAfterBreak="0">
+  <w:abstractNum w:abstractNumId="13" w15:restartNumberingAfterBreak="0">
     <w:nsid w:val="3768477D"/>
     <w:multiLevelType w:val="hybridMultilevel"/>
     <w:tmpl w:val="B984742A"/>
@@ -10005,13 +10316,16 @@
     <w:abstractNumId w:val="9"/>
   </w:num>
   <w:num w:numId="11" w16cid:durableId="291711931">
-    <w:abstractNumId w:val="12"/>
+    <w:abstractNumId w:val="13"/>
   </w:num>
   <w:num w:numId="12" w16cid:durableId="340935424">
-    <w:abstractNumId w:val="11"/>
+    <w:abstractNumId w:val="12"/>
   </w:num>
   <w:num w:numId="13" w16cid:durableId="1849906415">
     <w:abstractNumId w:val="10"/>
+  </w:num>
+  <w:num w:numId="14" w16cid:durableId="1995064678">
+    <w:abstractNumId w:val="11"/>
   </w:num>
 </w:numbering>
 </file>

--- a/docs/Manual_de_usuario_SisDiT.docx
+++ b/docs/Manual_de_usuario_SisDiT.docx
@@ -12,7 +12,7 @@
           <w:color w:val="auto"/>
         </w:rPr>
       </w:pPr>
-      <w:bookmarkStart w:id="0" w:name="_Toc240371441"/>
+      <w:bookmarkStart w:id="0" w:name="_Toc240540730"/>
       <w:r>
         <w:rPr>
           <w:rFonts w:ascii="Arial" w:hAnsi="Arial" w:cs="Arial"/>
@@ -124,7 +124,7 @@
           <w:color w:val="auto"/>
         </w:rPr>
       </w:pPr>
-      <w:bookmarkStart w:id="1" w:name="_Toc240371442"/>
+      <w:bookmarkStart w:id="1" w:name="_Toc240540731"/>
       <w:r>
         <w:rPr>
           <w:rFonts w:ascii="Arial" w:hAnsi="Arial" w:cs="Arial"/>
@@ -182,8 +182,12 @@
     <w:sdt>
       <w:sdtPr>
         <w:rPr>
-          <w:rFonts w:ascii="Arial" w:hAnsi="Arial" w:cs="Arial"/>
+          <w:rFonts w:ascii="Arial" w:eastAsiaTheme="minorEastAsia" w:hAnsi="Arial" w:cs="Arial"/>
+          <w:b w:val="0"/>
+          <w:bCs w:val="0"/>
           <w:color w:val="auto"/>
+          <w:sz w:val="22"/>
+          <w:szCs w:val="22"/>
           <w:lang w:val="es-ES"/>
         </w:rPr>
         <w:id w:val="-142729646"/>
@@ -194,9 +198,7 @@
       </w:sdtPr>
       <w:sdtEndPr>
         <w:rPr>
-          <w:rFonts w:ascii="Calibri" w:eastAsiaTheme="minorEastAsia" w:hAnsi="Calibri" w:cstheme="minorBidi"/>
-          <w:sz w:val="22"/>
-          <w:szCs w:val="22"/>
+          <w:rFonts w:ascii="Calibri" w:hAnsi="Calibri" w:cstheme="minorBidi"/>
         </w:rPr>
       </w:sdtEndPr>
       <w:sdtContent>
@@ -242,7 +244,7 @@
           <w:r>
             <w:fldChar w:fldCharType="separate"/>
           </w:r>
-          <w:hyperlink w:anchor="_Toc240371441" w:history="1">
+          <w:hyperlink w:anchor="_Toc240540730" w:history="1">
             <w:r>
               <w:rPr>
                 <w:rStyle w:val="Hipervnculo"/>
@@ -270,7 +272,7 @@
                 <w:noProof/>
                 <w:webHidden/>
               </w:rPr>
-              <w:instrText xml:space="preserve"> PAGEREF _Toc240371441 \h </w:instrText>
+              <w:instrText xml:space="preserve"> PAGEREF _Toc240540730 \h </w:instrText>
             </w:r>
             <w:r>
               <w:rPr>
@@ -317,7 +319,7 @@
               <w14:ligatures w14:val="standardContextual"/>
             </w:rPr>
           </w:pPr>
-          <w:hyperlink w:anchor="_Toc240371442" w:history="1">
+          <w:hyperlink w:anchor="_Toc240540731" w:history="1">
             <w:r>
               <w:rPr>
                 <w:rStyle w:val="Hipervnculo"/>
@@ -345,7 +347,7 @@
                 <w:noProof/>
                 <w:webHidden/>
               </w:rPr>
-              <w:instrText xml:space="preserve"> PAGEREF _Toc240371442 \h </w:instrText>
+              <w:instrText xml:space="preserve"> PAGEREF _Toc240540731 \h </w:instrText>
             </w:r>
             <w:r>
               <w:rPr>
@@ -392,7 +394,7 @@
               <w14:ligatures w14:val="standardContextual"/>
             </w:rPr>
           </w:pPr>
-          <w:hyperlink w:anchor="_Toc240371443" w:history="1">
+          <w:hyperlink w:anchor="_Toc240540732" w:history="1">
             <w:r>
               <w:rPr>
                 <w:rStyle w:val="Hipervnculo"/>
@@ -420,7 +422,7 @@
                 <w:noProof/>
                 <w:webHidden/>
               </w:rPr>
-              <w:instrText xml:space="preserve"> PAGEREF _Toc240371443 \h </w:instrText>
+              <w:instrText xml:space="preserve"> PAGEREF _Toc240540732 \h </w:instrText>
             </w:r>
             <w:r>
               <w:rPr>
@@ -467,7 +469,7 @@
               <w14:ligatures w14:val="standardContextual"/>
             </w:rPr>
           </w:pPr>
-          <w:hyperlink w:anchor="_Toc240371444" w:history="1">
+          <w:hyperlink w:anchor="_Toc240540733" w:history="1">
             <w:r>
               <w:rPr>
                 <w:rStyle w:val="Hipervnculo"/>
@@ -495,7 +497,7 @@
                 <w:noProof/>
                 <w:webHidden/>
               </w:rPr>
-              <w:instrText xml:space="preserve"> PAGEREF _Toc240371444 \h </w:instrText>
+              <w:instrText xml:space="preserve"> PAGEREF _Toc240540733 \h </w:instrText>
             </w:r>
             <w:r>
               <w:rPr>
@@ -542,7 +544,7 @@
               <w14:ligatures w14:val="standardContextual"/>
             </w:rPr>
           </w:pPr>
-          <w:hyperlink w:anchor="_Toc240371445" w:history="1">
+          <w:hyperlink w:anchor="_Toc240540734" w:history="1">
             <w:r>
               <w:rPr>
                 <w:rStyle w:val="Hipervnculo"/>
@@ -570,7 +572,7 @@
                 <w:noProof/>
                 <w:webHidden/>
               </w:rPr>
-              <w:instrText xml:space="preserve"> PAGEREF _Toc240371445 \h </w:instrText>
+              <w:instrText xml:space="preserve"> PAGEREF _Toc240540734 \h </w:instrText>
             </w:r>
             <w:r>
               <w:rPr>
@@ -617,7 +619,7 @@
               <w14:ligatures w14:val="standardContextual"/>
             </w:rPr>
           </w:pPr>
-          <w:hyperlink w:anchor="_Toc240371446" w:history="1">
+          <w:hyperlink w:anchor="_Toc240540735" w:history="1">
             <w:r>
               <w:rPr>
                 <w:rStyle w:val="Hipervnculo"/>
@@ -645,7 +647,7 @@
                 <w:noProof/>
                 <w:webHidden/>
               </w:rPr>
-              <w:instrText xml:space="preserve"> PAGEREF _Toc240371446 \h </w:instrText>
+              <w:instrText xml:space="preserve"> PAGEREF _Toc240540735 \h </w:instrText>
             </w:r>
             <w:r>
               <w:rPr>
@@ -692,7 +694,7 @@
               <w14:ligatures w14:val="standardContextual"/>
             </w:rPr>
           </w:pPr>
-          <w:hyperlink w:anchor="_Toc240371447" w:history="1">
+          <w:hyperlink w:anchor="_Toc240540736" w:history="1">
             <w:r>
               <w:rPr>
                 <w:rStyle w:val="Hipervnculo"/>
@@ -720,7 +722,7 @@
                 <w:noProof/>
                 <w:webHidden/>
               </w:rPr>
-              <w:instrText xml:space="preserve"> PAGEREF _Toc240371447 \h </w:instrText>
+              <w:instrText xml:space="preserve"> PAGEREF _Toc240540736 \h </w:instrText>
             </w:r>
             <w:r>
               <w:rPr>
@@ -767,7 +769,7 @@
               <w14:ligatures w14:val="standardContextual"/>
             </w:rPr>
           </w:pPr>
-          <w:hyperlink w:anchor="_Toc240371448" w:history="1">
+          <w:hyperlink w:anchor="_Toc240540737" w:history="1">
             <w:r>
               <w:rPr>
                 <w:rStyle w:val="Hipervnculo"/>
@@ -795,7 +797,7 @@
                 <w:noProof/>
                 <w:webHidden/>
               </w:rPr>
-              <w:instrText xml:space="preserve"> PAGEREF _Toc240371448 \h </w:instrText>
+              <w:instrText xml:space="preserve"> PAGEREF _Toc240540737 \h </w:instrText>
             </w:r>
             <w:r>
               <w:rPr>
@@ -842,7 +844,7 @@
               <w14:ligatures w14:val="standardContextual"/>
             </w:rPr>
           </w:pPr>
-          <w:hyperlink w:anchor="_Toc240371449" w:history="1">
+          <w:hyperlink w:anchor="_Toc240540738" w:history="1">
             <w:r>
               <w:rPr>
                 <w:rStyle w:val="Hipervnculo"/>
@@ -870,7 +872,7 @@
                 <w:noProof/>
                 <w:webHidden/>
               </w:rPr>
-              <w:instrText xml:space="preserve"> PAGEREF _Toc240371449 \h </w:instrText>
+              <w:instrText xml:space="preserve"> PAGEREF _Toc240540738 \h </w:instrText>
             </w:r>
             <w:r>
               <w:rPr>
@@ -917,7 +919,7 @@
               <w14:ligatures w14:val="standardContextual"/>
             </w:rPr>
           </w:pPr>
-          <w:hyperlink w:anchor="_Toc240371450" w:history="1">
+          <w:hyperlink w:anchor="_Toc240540739" w:history="1">
             <w:r>
               <w:rPr>
                 <w:rStyle w:val="Hipervnculo"/>
@@ -945,7 +947,7 @@
                 <w:noProof/>
                 <w:webHidden/>
               </w:rPr>
-              <w:instrText xml:space="preserve"> PAGEREF _Toc240371450 \h </w:instrText>
+              <w:instrText xml:space="preserve"> PAGEREF _Toc240540739 \h </w:instrText>
             </w:r>
             <w:r>
               <w:rPr>
@@ -992,7 +994,7 @@
               <w14:ligatures w14:val="standardContextual"/>
             </w:rPr>
           </w:pPr>
-          <w:hyperlink w:anchor="_Toc240371451" w:history="1">
+          <w:hyperlink w:anchor="_Toc240540740" w:history="1">
             <w:r>
               <w:rPr>
                 <w:rStyle w:val="Hipervnculo"/>
@@ -1020,7 +1022,7 @@
                 <w:noProof/>
                 <w:webHidden/>
               </w:rPr>
-              <w:instrText xml:space="preserve"> PAGEREF _Toc240371451 \h </w:instrText>
+              <w:instrText xml:space="preserve"> PAGEREF _Toc240540740 \h </w:instrText>
             </w:r>
             <w:r>
               <w:rPr>
@@ -1067,7 +1069,7 @@
               <w14:ligatures w14:val="standardContextual"/>
             </w:rPr>
           </w:pPr>
-          <w:hyperlink w:anchor="_Toc240371452" w:history="1">
+          <w:hyperlink w:anchor="_Toc240540741" w:history="1">
             <w:r>
               <w:rPr>
                 <w:rStyle w:val="Hipervnculo"/>
@@ -1095,7 +1097,7 @@
                 <w:noProof/>
                 <w:webHidden/>
               </w:rPr>
-              <w:instrText xml:space="preserve"> PAGEREF _Toc240371452 \h </w:instrText>
+              <w:instrText xml:space="preserve"> PAGEREF _Toc240540741 \h </w:instrText>
             </w:r>
             <w:r>
               <w:rPr>
@@ -1142,27 +1144,13 @@
               <w14:ligatures w14:val="standardContextual"/>
             </w:rPr>
           </w:pPr>
-          <w:hyperlink w:anchor="_Toc240371453" w:history="1">
+          <w:hyperlink w:anchor="_Toc240540742" w:history="1">
             <w:r>
               <w:rPr>
                 <w:rStyle w:val="Hipervnculo"/>
                 <w:noProof/>
               </w:rPr>
-              <w:t>Interpretaci</w:t>
-            </w:r>
-            <w:r>
-              <w:rPr>
-                <w:rStyle w:val="Hipervnculo"/>
-                <w:noProof/>
-              </w:rPr>
-              <w:t>ó</w:t>
-            </w:r>
-            <w:r>
-              <w:rPr>
-                <w:rStyle w:val="Hipervnculo"/>
-                <w:noProof/>
-              </w:rPr>
-              <w:t>n de los estados principales</w:t>
+              <w:t>Interpretación de los estados principales</w:t>
             </w:r>
             <w:r>
               <w:rPr>
@@ -1183,7 +1171,7 @@
                 <w:noProof/>
                 <w:webHidden/>
               </w:rPr>
-              <w:instrText xml:space="preserve"> PAGEREF _Toc240371453 \h </w:instrText>
+              <w:instrText xml:space="preserve"> PAGEREF _Toc240540742 \h </w:instrText>
             </w:r>
             <w:r>
               <w:rPr>
@@ -1230,13 +1218,88 @@
               <w14:ligatures w14:val="standardContextual"/>
             </w:rPr>
           </w:pPr>
-          <w:hyperlink w:anchor="_Toc240371454" w:history="1">
+          <w:hyperlink w:anchor="_Toc240540743" w:history="1">
             <w:r>
               <w:rPr>
                 <w:rStyle w:val="Hipervnculo"/>
                 <w:rFonts w:ascii="Arial" w:hAnsi="Arial" w:cs="Arial"/>
                 <w:noProof/>
               </w:rPr>
+              <w:t>Actualizar polígonos catastrales</w:t>
+            </w:r>
+            <w:r>
+              <w:rPr>
+                <w:noProof/>
+                <w:webHidden/>
+              </w:rPr>
+              <w:tab/>
+            </w:r>
+            <w:r>
+              <w:rPr>
+                <w:noProof/>
+                <w:webHidden/>
+              </w:rPr>
+              <w:fldChar w:fldCharType="begin"/>
+            </w:r>
+            <w:r>
+              <w:rPr>
+                <w:noProof/>
+                <w:webHidden/>
+              </w:rPr>
+              <w:instrText xml:space="preserve"> PAGEREF _Toc240540743 \h </w:instrText>
+            </w:r>
+            <w:r>
+              <w:rPr>
+                <w:noProof/>
+                <w:webHidden/>
+              </w:rPr>
+            </w:r>
+            <w:r>
+              <w:rPr>
+                <w:noProof/>
+                <w:webHidden/>
+              </w:rPr>
+              <w:fldChar w:fldCharType="separate"/>
+            </w:r>
+            <w:r>
+              <w:rPr>
+                <w:noProof/>
+                <w:webHidden/>
+              </w:rPr>
+              <w:t>10</w:t>
+            </w:r>
+            <w:r>
+              <w:rPr>
+                <w:noProof/>
+                <w:webHidden/>
+              </w:rPr>
+              <w:fldChar w:fldCharType="end"/>
+            </w:r>
+          </w:hyperlink>
+        </w:p>
+        <w:p>
+          <w:pPr>
+            <w:pStyle w:val="TDC1"/>
+            <w:tabs>
+              <w:tab w:val="right" w:leader="dot" w:pos="9926"/>
+            </w:tabs>
+            <w:rPr>
+              <w:rFonts w:asciiTheme="minorHAnsi" w:hAnsiTheme="minorHAnsi"/>
+              <w:noProof/>
+              <w:kern w:val="2"/>
+              <w:sz w:val="24"/>
+              <w:szCs w:val="24"/>
+              <w:lang w:eastAsia="es-MX"/>
+              <w14:ligatures w14:val="standardContextual"/>
+            </w:rPr>
+          </w:pPr>
+          <w:hyperlink w:anchor="_Toc240540744" w:history="1">
+            <w:r>
+              <w:rPr>
+                <w:rStyle w:val="Hipervnculo"/>
+                <w:rFonts w:ascii="Arial" w:hAnsi="Arial" w:cs="Arial"/>
+                <w:noProof/>
+              </w:rPr>
               <w:t>4. Ventanilla: registrar un trámite</w:t>
             </w:r>
             <w:r>
@@ -1258,7 +1321,7 @@
                 <w:noProof/>
                 <w:webHidden/>
               </w:rPr>
-              <w:instrText xml:space="preserve"> PAGEREF _Toc240371454 \h </w:instrText>
+              <w:instrText xml:space="preserve"> PAGEREF _Toc240540744 \h </w:instrText>
             </w:r>
             <w:r>
               <w:rPr>
@@ -1305,7 +1368,7 @@
               <w14:ligatures w14:val="standardContextual"/>
             </w:rPr>
           </w:pPr>
-          <w:hyperlink w:anchor="_Toc240371455" w:history="1">
+          <w:hyperlink w:anchor="_Toc240540745" w:history="1">
             <w:r>
               <w:rPr>
                 <w:rStyle w:val="Hipervnculo"/>
@@ -1333,7 +1396,7 @@
                 <w:noProof/>
                 <w:webHidden/>
               </w:rPr>
-              <w:instrText xml:space="preserve"> PAGEREF _Toc240371455 \h </w:instrText>
+              <w:instrText xml:space="preserve"> PAGEREF _Toc240540745 \h </w:instrText>
             </w:r>
             <w:r>
               <w:rPr>
@@ -1380,7 +1443,7 @@
               <w14:ligatures w14:val="standardContextual"/>
             </w:rPr>
           </w:pPr>
-          <w:hyperlink w:anchor="_Toc240371456" w:history="1">
+          <w:hyperlink w:anchor="_Toc240540746" w:history="1">
             <w:r>
               <w:rPr>
                 <w:rStyle w:val="Hipervnculo"/>
@@ -1408,7 +1471,7 @@
                 <w:noProof/>
                 <w:webHidden/>
               </w:rPr>
-              <w:instrText xml:space="preserve"> PAGEREF _Toc240371456 \h </w:instrText>
+              <w:instrText xml:space="preserve"> PAGEREF _Toc240540746 \h </w:instrText>
             </w:r>
             <w:r>
               <w:rPr>
@@ -1455,7 +1518,7 @@
               <w14:ligatures w14:val="standardContextual"/>
             </w:rPr>
           </w:pPr>
-          <w:hyperlink w:anchor="_Toc240371457" w:history="1">
+          <w:hyperlink w:anchor="_Toc240540747" w:history="1">
             <w:r>
               <w:rPr>
                 <w:rStyle w:val="Hipervnculo"/>
@@ -1483,7 +1546,7 @@
                 <w:noProof/>
                 <w:webHidden/>
               </w:rPr>
-              <w:instrText xml:space="preserve"> PAGEREF _Toc240371457 \h </w:instrText>
+              <w:instrText xml:space="preserve"> PAGEREF _Toc240540747 \h </w:instrText>
             </w:r>
             <w:r>
               <w:rPr>
@@ -1530,7 +1593,7 @@
               <w14:ligatures w14:val="standardContextual"/>
             </w:rPr>
           </w:pPr>
-          <w:hyperlink w:anchor="_Toc240371458" w:history="1">
+          <w:hyperlink w:anchor="_Toc240540748" w:history="1">
             <w:r>
               <w:rPr>
                 <w:rStyle w:val="Hipervnculo"/>
@@ -1558,7 +1621,7 @@
                 <w:noProof/>
                 <w:webHidden/>
               </w:rPr>
-              <w:instrText xml:space="preserve"> PAGEREF _Toc240371458 \h </w:instrText>
+              <w:instrText xml:space="preserve"> PAGEREF _Toc240540748 \h </w:instrText>
             </w:r>
             <w:r>
               <w:rPr>
@@ -1605,7 +1668,7 @@
               <w14:ligatures w14:val="standardContextual"/>
             </w:rPr>
           </w:pPr>
-          <w:hyperlink w:anchor="_Toc240371459" w:history="1">
+          <w:hyperlink w:anchor="_Toc240540749" w:history="1">
             <w:r>
               <w:rPr>
                 <w:rStyle w:val="Hipervnculo"/>
@@ -1633,7 +1696,7 @@
                 <w:noProof/>
                 <w:webHidden/>
               </w:rPr>
-              <w:instrText xml:space="preserve"> PAGEREF _Toc240371459 \h </w:instrText>
+              <w:instrText xml:space="preserve"> PAGEREF _Toc240540749 \h </w:instrText>
             </w:r>
             <w:r>
               <w:rPr>
@@ -1680,7 +1743,7 @@
               <w14:ligatures w14:val="standardContextual"/>
             </w:rPr>
           </w:pPr>
-          <w:hyperlink w:anchor="_Toc240371460" w:history="1">
+          <w:hyperlink w:anchor="_Toc240540750" w:history="1">
             <w:r>
               <w:rPr>
                 <w:rStyle w:val="Hipervnculo"/>
@@ -1708,7 +1771,7 @@
                 <w:noProof/>
                 <w:webHidden/>
               </w:rPr>
-              <w:instrText xml:space="preserve"> PAGEREF _Toc240371460 \h </w:instrText>
+              <w:instrText xml:space="preserve"> PAGEREF _Toc240540750 \h </w:instrText>
             </w:r>
             <w:r>
               <w:rPr>
@@ -1755,7 +1818,7 @@
               <w14:ligatures w14:val="standardContextual"/>
             </w:rPr>
           </w:pPr>
-          <w:hyperlink w:anchor="_Toc240371461" w:history="1">
+          <w:hyperlink w:anchor="_Toc240540751" w:history="1">
             <w:r>
               <w:rPr>
                 <w:rStyle w:val="Hipervnculo"/>
@@ -1783,7 +1846,7 @@
                 <w:noProof/>
                 <w:webHidden/>
               </w:rPr>
-              <w:instrText xml:space="preserve"> PAGEREF _Toc240371461 \h </w:instrText>
+              <w:instrText xml:space="preserve"> PAGEREF _Toc240540751 \h </w:instrText>
             </w:r>
             <w:r>
               <w:rPr>
@@ -1830,7 +1893,7 @@
               <w14:ligatures w14:val="standardContextual"/>
             </w:rPr>
           </w:pPr>
-          <w:hyperlink w:anchor="_Toc240371462" w:history="1">
+          <w:hyperlink w:anchor="_Toc240540752" w:history="1">
             <w:r>
               <w:rPr>
                 <w:rStyle w:val="Hipervnculo"/>
@@ -1858,7 +1921,7 @@
                 <w:noProof/>
                 <w:webHidden/>
               </w:rPr>
-              <w:instrText xml:space="preserve"> PAGEREF _Toc240371462 \h </w:instrText>
+              <w:instrText xml:space="preserve"> PAGEREF _Toc240540752 \h </w:instrText>
             </w:r>
             <w:r>
               <w:rPr>
@@ -1905,7 +1968,7 @@
               <w14:ligatures w14:val="standardContextual"/>
             </w:rPr>
           </w:pPr>
-          <w:hyperlink w:anchor="_Toc240371463" w:history="1">
+          <w:hyperlink w:anchor="_Toc240540753" w:history="1">
             <w:r>
               <w:rPr>
                 <w:rStyle w:val="Hipervnculo"/>
@@ -1933,7 +1996,7 @@
                 <w:noProof/>
                 <w:webHidden/>
               </w:rPr>
-              <w:instrText xml:space="preserve"> PAGEREF _Toc240371463 \h </w:instrText>
+              <w:instrText xml:space="preserve"> PAGEREF _Toc240540753 \h </w:instrText>
             </w:r>
             <w:r>
               <w:rPr>
@@ -1980,7 +2043,7 @@
               <w14:ligatures w14:val="standardContextual"/>
             </w:rPr>
           </w:pPr>
-          <w:hyperlink w:anchor="_Toc240371464" w:history="1">
+          <w:hyperlink w:anchor="_Toc240540754" w:history="1">
             <w:r>
               <w:rPr>
                 <w:rStyle w:val="Hipervnculo"/>
@@ -2008,7 +2071,7 @@
                 <w:noProof/>
                 <w:webHidden/>
               </w:rPr>
-              <w:instrText xml:space="preserve"> PAGEREF _Toc240371464 \h </w:instrText>
+              <w:instrText xml:space="preserve"> PAGEREF _Toc240540754 \h </w:instrText>
             </w:r>
             <w:r>
               <w:rPr>
@@ -2055,7 +2118,7 @@
               <w14:ligatures w14:val="standardContextual"/>
             </w:rPr>
           </w:pPr>
-          <w:hyperlink w:anchor="_Toc240371465" w:history="1">
+          <w:hyperlink w:anchor="_Toc240540755" w:history="1">
             <w:r>
               <w:rPr>
                 <w:rStyle w:val="Hipervnculo"/>
@@ -2083,7 +2146,7 @@
                 <w:noProof/>
                 <w:webHidden/>
               </w:rPr>
-              <w:instrText xml:space="preserve"> PAGEREF _Toc240371465 \h </w:instrText>
+              <w:instrText xml:space="preserve"> PAGEREF _Toc240540755 \h </w:instrText>
             </w:r>
             <w:r>
               <w:rPr>
@@ -2130,7 +2193,7 @@
               <w14:ligatures w14:val="standardContextual"/>
             </w:rPr>
           </w:pPr>
-          <w:hyperlink w:anchor="_Toc240371466" w:history="1">
+          <w:hyperlink w:anchor="_Toc240540756" w:history="1">
             <w:r>
               <w:rPr>
                 <w:rStyle w:val="Hipervnculo"/>
@@ -2158,7 +2221,7 @@
                 <w:noProof/>
                 <w:webHidden/>
               </w:rPr>
-              <w:instrText xml:space="preserve"> PAGEREF _Toc240371466 \h </w:instrText>
+              <w:instrText xml:space="preserve"> PAGEREF _Toc240540756 \h </w:instrText>
             </w:r>
             <w:r>
               <w:rPr>
@@ -2205,7 +2268,7 @@
               <w14:ligatures w14:val="standardContextual"/>
             </w:rPr>
           </w:pPr>
-          <w:hyperlink w:anchor="_Toc240371467" w:history="1">
+          <w:hyperlink w:anchor="_Toc240540757" w:history="1">
             <w:r>
               <w:rPr>
                 <w:rStyle w:val="Hipervnculo"/>
@@ -2233,7 +2296,7 @@
                 <w:noProof/>
                 <w:webHidden/>
               </w:rPr>
-              <w:instrText xml:space="preserve"> PAGEREF _Toc240371467 \h </w:instrText>
+              <w:instrText xml:space="preserve"> PAGEREF _Toc240540757 \h </w:instrText>
             </w:r>
             <w:r>
               <w:rPr>
@@ -2280,7 +2343,7 @@
               <w14:ligatures w14:val="standardContextual"/>
             </w:rPr>
           </w:pPr>
-          <w:hyperlink w:anchor="_Toc240371468" w:history="1">
+          <w:hyperlink w:anchor="_Toc240540758" w:history="1">
             <w:r>
               <w:rPr>
                 <w:rStyle w:val="Hipervnculo"/>
@@ -2308,7 +2371,7 @@
                 <w:noProof/>
                 <w:webHidden/>
               </w:rPr>
-              <w:instrText xml:space="preserve"> PAGEREF _Toc240371468 \h </w:instrText>
+              <w:instrText xml:space="preserve"> PAGEREF _Toc240540758 \h </w:instrText>
             </w:r>
             <w:r>
               <w:rPr>
@@ -2355,7 +2418,7 @@
               <w14:ligatures w14:val="standardContextual"/>
             </w:rPr>
           </w:pPr>
-          <w:hyperlink w:anchor="_Toc240371469" w:history="1">
+          <w:hyperlink w:anchor="_Toc240540759" w:history="1">
             <w:r>
               <w:rPr>
                 <w:rStyle w:val="Hipervnculo"/>
@@ -2383,7 +2446,7 @@
                 <w:noProof/>
                 <w:webHidden/>
               </w:rPr>
-              <w:instrText xml:space="preserve"> PAGEREF _Toc240371469 \h </w:instrText>
+              <w:instrText xml:space="preserve"> PAGEREF _Toc240540759 \h </w:instrText>
             </w:r>
             <w:r>
               <w:rPr>
@@ -2430,49 +2493,7 @@
               <w14:ligatures w14:val="standardContextual"/>
             </w:rPr>
           </w:pPr>
-          <w:hyperlink w:anchor="_Toc240371470" w:history="1">
-            <w:r>
-              <w:rPr>
-                <w:rStyle w:val="Hipervnculo"/>
-                <w:rFonts w:ascii="Arial" w:hAnsi="Arial" w:cs="Arial"/>
-                <w:noProof/>
-              </w:rPr>
-              <w:drawing>
-                <wp:inline distT="0" distB="0" distL="0" distR="0" wp14:anchorId="2EB70B48" wp14:editId="3F388EC4">
-                  <wp:extent cx="3239036" cy="4599909"/>
-                  <wp:effectExtent l="0" t="0" r="0" b="0"/>
-                  <wp:docPr id="1116413673" name="Imagen 1"/>
-                  <wp:cNvGraphicFramePr>
-                    <a:graphicFrameLocks xmlns:a="http://schemas.openxmlformats.org/drawingml/2006/main" noChangeAspect="1"/>
-                  </wp:cNvGraphicFramePr>
-                  <a:graphic xmlns:a="http://schemas.openxmlformats.org/drawingml/2006/main">
-                    <a:graphicData uri="http://schemas.openxmlformats.org/drawingml/2006/picture">
-                      <pic:pic xmlns:pic="http://schemas.openxmlformats.org/drawingml/2006/picture">
-                        <pic:nvPicPr>
-                          <pic:cNvPr id="1660423189" name=""/>
-                          <pic:cNvPicPr/>
-                        </pic:nvPicPr>
-                        <pic:blipFill>
-                          <a:blip r:embed="rId8"/>
-                          <a:stretch>
-                            <a:fillRect/>
-                          </a:stretch>
-                        </pic:blipFill>
-                        <pic:spPr>
-                          <a:xfrm>
-                            <a:off x="0" y="0"/>
-                            <a:ext cx="3241904" cy="4603983"/>
-                          </a:xfrm>
-                          <a:prstGeom prst="rect">
-                            <a:avLst/>
-                          </a:prstGeom>
-                        </pic:spPr>
-                      </pic:pic>
-                    </a:graphicData>
-                  </a:graphic>
-                </wp:inline>
-              </w:drawing>
-            </w:r>
+          <w:hyperlink w:anchor="_Toc240540760" w:history="1">
             <w:r>
               <w:rPr>
                 <w:noProof/>
@@ -2492,7 +2513,7 @@
                 <w:noProof/>
                 <w:webHidden/>
               </w:rPr>
-              <w:instrText xml:space="preserve"> PAGEREF _Toc240371470 \h </w:instrText>
+              <w:instrText xml:space="preserve"> PAGEREF _Toc240540760 \h </w:instrText>
             </w:r>
             <w:r>
               <w:rPr>
@@ -2551,7 +2572,7 @@
           <w:szCs w:val="24"/>
         </w:rPr>
       </w:pPr>
-      <w:bookmarkStart w:id="2" w:name="_Toc240371443"/>
+      <w:bookmarkStart w:id="2" w:name="_Toc240540732"/>
       <w:r>
         <w:rPr>
           <w:rFonts w:ascii="Arial" w:hAnsi="Arial" w:cs="Arial"/>
@@ -2593,7 +2614,7 @@
           <w:szCs w:val="24"/>
         </w:rPr>
       </w:pPr>
-      <w:bookmarkStart w:id="3" w:name="_Toc240371444"/>
+      <w:bookmarkStart w:id="3" w:name="_Toc240540733"/>
       <w:r>
         <w:rPr>
           <w:rFonts w:ascii="Arial" w:hAnsi="Arial" w:cs="Arial"/>
@@ -2634,7 +2655,7 @@
           <w:szCs w:val="24"/>
         </w:rPr>
       </w:pPr>
-      <w:bookmarkStart w:id="4" w:name="_Toc240371445"/>
+      <w:bookmarkStart w:id="4" w:name="_Toc240540734"/>
       <w:r>
         <w:rPr>
           <w:rFonts w:ascii="Arial" w:hAnsi="Arial" w:cs="Arial"/>
@@ -3642,7 +3663,7 @@
           <w:szCs w:val="24"/>
         </w:rPr>
       </w:pPr>
-      <w:bookmarkStart w:id="5" w:name="_Toc240371446"/>
+      <w:bookmarkStart w:id="5" w:name="_Toc240540735"/>
       <w:r>
         <w:rPr>
           <w:rFonts w:ascii="Arial" w:hAnsi="Arial" w:cs="Arial"/>
@@ -3767,7 +3788,7 @@
                     <pic:cNvPicPr/>
                   </pic:nvPicPr>
                   <pic:blipFill>
-                    <a:blip r:embed="rId9"/>
+                    <a:blip r:embed="rId8"/>
                     <a:stretch>
                       <a:fillRect/>
                     </a:stretch>
@@ -3820,7 +3841,7 @@
           <w:szCs w:val="24"/>
         </w:rPr>
       </w:pPr>
-      <w:bookmarkStart w:id="6" w:name="_Toc240371447"/>
+      <w:bookmarkStart w:id="6" w:name="_Toc240540736"/>
       <w:r>
         <w:rPr>
           <w:rFonts w:ascii="Arial" w:hAnsi="Arial" w:cs="Arial"/>
@@ -3849,7 +3870,7 @@
         </w:rPr>
         <w:t xml:space="preserve">Para ingresar el sistema desde el servidor local se deberá ingresar en </w:t>
       </w:r>
-      <w:hyperlink r:id="rId10" w:history="1">
+      <w:hyperlink r:id="rId9" w:history="1">
         <w:r>
           <w:rPr>
             <w:rStyle w:val="Hipervnculo"/>
@@ -3869,7 +3890,7 @@
         </w:rPr>
         <w:t xml:space="preserve"> para otros equipos dentro de la red </w:t>
       </w:r>
-      <w:hyperlink r:id="rId11" w:history="1">
+      <w:hyperlink r:id="rId10" w:history="1">
         <w:r>
           <w:rPr>
             <w:rStyle w:val="Hipervnculo"/>
@@ -3955,7 +3976,7 @@
           <w:szCs w:val="24"/>
         </w:rPr>
       </w:pPr>
-      <w:bookmarkStart w:id="7" w:name="_Toc240371448"/>
+      <w:bookmarkStart w:id="7" w:name="_Toc240540737"/>
       <w:r>
         <w:rPr>
           <w:rFonts w:ascii="Arial" w:hAnsi="Arial" w:cs="Arial"/>
@@ -4100,7 +4121,7 @@
           <w:szCs w:val="24"/>
         </w:rPr>
       </w:pPr>
-      <w:bookmarkStart w:id="8" w:name="_Toc240371449"/>
+      <w:bookmarkStart w:id="8" w:name="_Toc240540738"/>
       <w:r>
         <w:rPr>
           <w:rFonts w:ascii="Arial" w:hAnsi="Arial" w:cs="Arial"/>
@@ -4222,7 +4243,7 @@
           <w:szCs w:val="24"/>
         </w:rPr>
       </w:pPr>
-      <w:bookmarkStart w:id="9" w:name="_Toc240371450"/>
+      <w:bookmarkStart w:id="9" w:name="_Toc240540739"/>
       <w:r>
         <w:rPr>
           <w:rFonts w:ascii="Arial" w:hAnsi="Arial" w:cs="Arial"/>
@@ -4375,6 +4396,9 @@
         <w:jc w:val="center"/>
       </w:pPr>
       <w:r>
+        <w:rPr>
+          <w:noProof/>
+        </w:rPr>
         <w:drawing>
           <wp:inline distT="0" distB="0" distL="0" distR="0" wp14:anchorId="1D9AA25D" wp14:editId="14C75EBF">
             <wp:extent cx="1307205" cy="1460393"/>
@@ -4391,7 +4415,7 @@
                     <pic:cNvPicPr/>
                   </pic:nvPicPr>
                   <pic:blipFill>
-                    <a:blip r:embed="rId12"/>
+                    <a:blip r:embed="rId11"/>
                     <a:stretch>
                       <a:fillRect/>
                     </a:stretch>
@@ -4513,6 +4537,9 @@
         <w:jc w:val="center"/>
       </w:pPr>
       <w:r>
+        <w:rPr>
+          <w:noProof/>
+        </w:rPr>
         <w:drawing>
           <wp:inline distT="0" distB="0" distL="0" distR="0" wp14:anchorId="4037D800" wp14:editId="015C4AFA">
             <wp:extent cx="6309360" cy="293370"/>
@@ -4529,7 +4556,7 @@
                     <pic:cNvPicPr/>
                   </pic:nvPicPr>
                   <pic:blipFill>
-                    <a:blip r:embed="rId13"/>
+                    <a:blip r:embed="rId12"/>
                     <a:stretch>
                       <a:fillRect/>
                     </a:stretch>
@@ -4570,7 +4597,7 @@
           <w:szCs w:val="24"/>
         </w:rPr>
       </w:pPr>
-      <w:bookmarkStart w:id="10" w:name="_Toc240371451"/>
+      <w:bookmarkStart w:id="10" w:name="_Toc240540740"/>
       <w:r>
         <w:rPr>
           <w:rFonts w:ascii="Arial" w:hAnsi="Arial" w:cs="Arial"/>
@@ -4633,23 +4660,7 @@
           <w:sz w:val="24"/>
           <w:szCs w:val="24"/>
         </w:rPr>
-        <w:t xml:space="preserve">1. Ya ingresado en el perfil con rol Administrativo, buscar el apartado </w:t>
-      </w:r>
-      <w:r>
-        <w:rPr>
-          <w:rFonts w:ascii="Arial" w:hAnsi="Arial" w:cs="Arial"/>
-          <w:sz w:val="24"/>
-          <w:szCs w:val="24"/>
-        </w:rPr>
-        <w:t>Gestión de Usuarios</w:t>
-      </w:r>
-      <w:r>
-        <w:rPr>
-          <w:rFonts w:ascii="Arial" w:hAnsi="Arial" w:cs="Arial"/>
-          <w:sz w:val="24"/>
-          <w:szCs w:val="24"/>
-        </w:rPr>
-        <w:t>.</w:t>
+        <w:t>1. Ya ingresado en el perfil con rol Administrativo, buscar el apartado Gestión de Usuarios.</w:t>
       </w:r>
     </w:p>
     <w:p>
@@ -4667,23 +4678,7 @@
           <w:sz w:val="24"/>
           <w:szCs w:val="24"/>
         </w:rPr>
-        <w:t xml:space="preserve">2. Estando en el apartado </w:t>
-      </w:r>
-      <w:r>
-        <w:rPr>
-          <w:rFonts w:ascii="Arial" w:hAnsi="Arial" w:cs="Arial"/>
-          <w:sz w:val="24"/>
-          <w:szCs w:val="24"/>
-        </w:rPr>
-        <w:t>Gestión de Usuarios</w:t>
-      </w:r>
-      <w:r>
-        <w:rPr>
-          <w:rFonts w:ascii="Arial" w:hAnsi="Arial" w:cs="Arial"/>
-          <w:sz w:val="24"/>
-          <w:szCs w:val="24"/>
-        </w:rPr>
-        <w:t>, se buscará el usuario en cuestión para la modificación de sus datos de usuario.</w:t>
+        <w:t>2. Estando en el apartado Gestión de Usuarios, se buscará el usuario en cuestión para la modificación de sus datos de usuario.</w:t>
       </w:r>
     </w:p>
     <w:p>
@@ -4711,6 +4706,9 @@
         <w:jc w:val="both"/>
       </w:pPr>
       <w:r>
+        <w:rPr>
+          <w:noProof/>
+        </w:rPr>
         <w:drawing>
           <wp:inline distT="0" distB="0" distL="0" distR="0" wp14:anchorId="71739621" wp14:editId="7683CDF9">
             <wp:extent cx="6309360" cy="426720"/>
@@ -4727,7 +4725,7 @@
                     <pic:cNvPicPr/>
                   </pic:nvPicPr>
                   <pic:blipFill>
-                    <a:blip r:embed="rId14"/>
+                    <a:blip r:embed="rId13"/>
                     <a:stretch>
                       <a:fillRect/>
                     </a:stretch>
@@ -5247,7 +5245,7 @@
           <w:szCs w:val="24"/>
         </w:rPr>
       </w:pPr>
-      <w:bookmarkStart w:id="11" w:name="_Toc240371452"/>
+      <w:bookmarkStart w:id="11" w:name="_Toc240540741"/>
       <w:r>
         <w:rPr>
           <w:rFonts w:ascii="Arial" w:hAnsi="Arial" w:cs="Arial"/>
@@ -5563,7 +5561,7 @@
         </w:rPr>
         <w:t xml:space="preserve"> </w:t>
       </w:r>
-      <w:bookmarkStart w:id="12" w:name="_Toc240371453"/>
+      <w:bookmarkStart w:id="12" w:name="_Toc240540742"/>
       <w:r>
         <w:rPr>
           <w:color w:val="auto"/>
@@ -6040,6 +6038,7 @@
           <w:szCs w:val="16"/>
         </w:rPr>
       </w:pPr>
+      <w:bookmarkStart w:id="13" w:name="_Toc240540743"/>
       <w:r>
         <w:rPr>
           <w:rFonts w:ascii="Arial" w:hAnsi="Arial" w:cs="Arial"/>
@@ -6050,6 +6049,7 @@
         <w:lastRenderedPageBreak/>
         <w:t>Actualizar polígonos catastrales</w:t>
       </w:r>
+      <w:bookmarkEnd w:id="13"/>
     </w:p>
     <w:p>
       <w:pPr>
@@ -6122,7 +6122,7 @@
           <w:szCs w:val="24"/>
         </w:rPr>
       </w:pPr>
-      <w:bookmarkStart w:id="13" w:name="_Toc240371454"/>
+      <w:bookmarkStart w:id="14" w:name="_Toc240540744"/>
       <w:r>
         <w:rPr>
           <w:rFonts w:ascii="Arial" w:hAnsi="Arial" w:cs="Arial"/>
@@ -6132,7 +6132,7 @@
         </w:rPr>
         <w:t>4. Ventanilla: registrar un trámite</w:t>
       </w:r>
-      <w:bookmarkEnd w:id="13"/>
+      <w:bookmarkEnd w:id="14"/>
     </w:p>
     <w:p>
       <w:pPr>
@@ -6146,7 +6146,7 @@
           <w:szCs w:val="24"/>
         </w:rPr>
       </w:pPr>
-      <w:bookmarkStart w:id="14" w:name="_Toc240371455"/>
+      <w:bookmarkStart w:id="15" w:name="_Toc240540745"/>
       <w:r>
         <w:rPr>
           <w:rFonts w:ascii="Arial" w:hAnsi="Arial" w:cs="Arial"/>
@@ -6174,7 +6174,7 @@
         </w:rPr>
         <w:t xml:space="preserve"> con perfil Ventanilla y abra el apartado de ingreso de trámites.</w:t>
       </w:r>
-      <w:bookmarkEnd w:id="14"/>
+      <w:bookmarkEnd w:id="15"/>
       <w:r>
         <w:rPr>
           <w:rFonts w:ascii="Arial" w:hAnsi="Arial" w:cs="Arial"/>
@@ -6201,15 +6201,7 @@
           <w:sz w:val="24"/>
           <w:szCs w:val="24"/>
         </w:rPr>
-        <w:t xml:space="preserve">1. </w:t>
-      </w:r>
-      <w:r>
-        <w:rPr>
-          <w:rFonts w:ascii="Arial" w:hAnsi="Arial" w:cs="Arial"/>
-          <w:sz w:val="24"/>
-          <w:szCs w:val="24"/>
-        </w:rPr>
-        <w:t>En “¿Qué trámite desea registrar?”, seleccione el servicio solicitado.</w:t>
+        <w:t>1. En “¿Qué trámite desea registrar?”, seleccione el servicio solicitado.</w:t>
       </w:r>
     </w:p>
     <w:p>
@@ -6219,6 +6211,9 @@
         <w:jc w:val="center"/>
       </w:pPr>
       <w:r>
+        <w:rPr>
+          <w:noProof/>
+        </w:rPr>
         <w:drawing>
           <wp:inline distT="0" distB="0" distL="0" distR="0" wp14:anchorId="6953BB9A" wp14:editId="45536BE5">
             <wp:extent cx="5595870" cy="3029969"/>
@@ -6235,7 +6230,7 @@
                     <pic:cNvPicPr/>
                   </pic:nvPicPr>
                   <pic:blipFill>
-                    <a:blip r:embed="rId15"/>
+                    <a:blip r:embed="rId14"/>
                     <a:stretch>
                       <a:fillRect/>
                     </a:stretch>
@@ -6374,6 +6369,7 @@
       <w:r>
         <w:rPr>
           <w:rFonts w:ascii="Arial" w:hAnsi="Arial" w:cs="Arial"/>
+          <w:noProof/>
           <w:sz w:val="24"/>
           <w:szCs w:val="24"/>
         </w:rPr>
@@ -6394,7 +6390,7 @@
                     <pic:cNvPicPr/>
                   </pic:nvPicPr>
                   <pic:blipFill>
-                    <a:blip r:embed="rId16"/>
+                    <a:blip r:embed="rId15"/>
                     <a:stretch>
                       <a:fillRect/>
                     </a:stretch>
@@ -6561,7 +6557,7 @@
           <w:szCs w:val="24"/>
         </w:rPr>
       </w:pPr>
-      <w:bookmarkStart w:id="15" w:name="_Toc240371456"/>
+      <w:bookmarkStart w:id="16" w:name="_Toc240540746"/>
       <w:r>
         <w:rPr>
           <w:rFonts w:ascii="Arial" w:hAnsi="Arial" w:cs="Arial"/>
@@ -6570,65 +6566,6 @@
           <w:szCs w:val="24"/>
         </w:rPr>
         <w:t>Recuperar datos de un trámite anterior</w:t>
-      </w:r>
-      <w:bookmarkEnd w:id="15"/>
-    </w:p>
-    <w:p>
-      <w:pPr>
-        <w:jc w:val="both"/>
-        <w:rPr>
-          <w:rFonts w:ascii="Arial" w:hAnsi="Arial" w:cs="Arial"/>
-          <w:sz w:val="24"/>
-          <w:szCs w:val="24"/>
-        </w:rPr>
-      </w:pPr>
-      <w:r>
-        <w:rPr>
-          <w:rFonts w:ascii="Arial" w:hAnsi="Arial" w:cs="Arial"/>
-          <w:sz w:val="24"/>
-          <w:szCs w:val="24"/>
-        </w:rPr>
-        <w:t>Utilice “Buscar anterior” o “Por folio”, según corresponda. La ventana de carga por folio solicita el folio de salida del trámite anterior, con un formato como 001/2026. Pulse “Cargar datos” y revise cada dato recuperado antes de guardar el nuevo registro.</w:t>
-      </w:r>
-    </w:p>
-    <w:p>
-      <w:pPr>
-        <w:jc w:val="both"/>
-        <w:rPr>
-          <w:rFonts w:ascii="Arial" w:hAnsi="Arial" w:cs="Arial"/>
-          <w:sz w:val="24"/>
-          <w:szCs w:val="24"/>
-        </w:rPr>
-      </w:pPr>
-      <w:r>
-        <w:rPr>
-          <w:rFonts w:ascii="Arial" w:hAnsi="Arial" w:cs="Arial"/>
-          <w:sz w:val="24"/>
-          <w:szCs w:val="24"/>
-        </w:rPr>
-        <w:t>No dé por vigentes los documentos o datos de contacto de un expediente anterior. Confirme que el propietario, predio y tipo de trámite coincidan con la nueva solicitud.</w:t>
-      </w:r>
-    </w:p>
-    <w:p>
-      <w:pPr>
-        <w:pStyle w:val="Ttulo2"/>
-        <w:jc w:val="both"/>
-        <w:rPr>
-          <w:rFonts w:ascii="Arial" w:hAnsi="Arial" w:cs="Arial"/>
-          <w:color w:val="auto"/>
-          <w:sz w:val="24"/>
-          <w:szCs w:val="24"/>
-        </w:rPr>
-      </w:pPr>
-      <w:bookmarkStart w:id="16" w:name="_Toc240371457"/>
-      <w:r>
-        <w:rPr>
-          <w:rFonts w:ascii="Arial" w:hAnsi="Arial" w:cs="Arial"/>
-          <w:color w:val="auto"/>
-          <w:sz w:val="24"/>
-          <w:szCs w:val="24"/>
-        </w:rPr>
-        <w:t>Resultado esperado</w:t>
       </w:r>
       <w:bookmarkEnd w:id="16"/>
     </w:p>
@@ -6647,17 +6584,30 @@
           <w:sz w:val="24"/>
           <w:szCs w:val="24"/>
         </w:rPr>
-        <w:t>El trámite aparece en seguimiento con su folio y estado inicial. Si ocurre un error o se interrumpe la conexión, búsquelo antes de volver a capturarlo para evitar duplicados.</w:t>
+        <w:t>Utilice “Buscar anterior” o “Por folio”, según corresponda. La ventana de carga por folio solicita el folio de salida del trámite anterior, con un formato como 001/2026. Pulse “Cargar datos” y revise cada dato recuperado antes de guardar el nuevo registro.</w:t>
       </w:r>
     </w:p>
     <w:p>
-      <w:r>
-        <w:br w:type="page"/>
+      <w:pPr>
+        <w:jc w:val="both"/>
+        <w:rPr>
+          <w:rFonts w:ascii="Arial" w:hAnsi="Arial" w:cs="Arial"/>
+          <w:sz w:val="24"/>
+          <w:szCs w:val="24"/>
+        </w:rPr>
+      </w:pPr>
+      <w:r>
+        <w:rPr>
+          <w:rFonts w:ascii="Arial" w:hAnsi="Arial" w:cs="Arial"/>
+          <w:sz w:val="24"/>
+          <w:szCs w:val="24"/>
+        </w:rPr>
+        <w:t>No dé por vigentes los documentos o datos de contacto de un expediente anterior. Confirme que el propietario, predio y tipo de trámite coincidan con la nueva solicitud.</w:t>
       </w:r>
     </w:p>
     <w:p>
       <w:pPr>
-        <w:pStyle w:val="Ttulo1"/>
+        <w:pStyle w:val="Ttulo2"/>
         <w:jc w:val="both"/>
         <w:rPr>
           <w:rFonts w:ascii="Arial" w:hAnsi="Arial" w:cs="Arial"/>
@@ -6666,7 +6616,7 @@
           <w:szCs w:val="24"/>
         </w:rPr>
       </w:pPr>
-      <w:bookmarkStart w:id="17" w:name="_Toc240371458"/>
+      <w:bookmarkStart w:id="17" w:name="_Toc240540747"/>
       <w:r>
         <w:rPr>
           <w:rFonts w:ascii="Arial" w:hAnsi="Arial" w:cs="Arial"/>
@@ -6674,23 +6624,45 @@
           <w:sz w:val="24"/>
           <w:szCs w:val="24"/>
         </w:rPr>
-        <w:lastRenderedPageBreak/>
-        <w:t>5. Seguimiento y correcciones</w:t>
+        <w:t>Resultado esperado</w:t>
       </w:r>
       <w:bookmarkEnd w:id="17"/>
     </w:p>
     <w:p>
       <w:pPr>
-        <w:pStyle w:val="Ttulo2"/>
         <w:jc w:val="both"/>
         <w:rPr>
           <w:rFonts w:ascii="Arial" w:hAnsi="Arial" w:cs="Arial"/>
+          <w:sz w:val="24"/>
+          <w:szCs w:val="24"/>
+        </w:rPr>
+      </w:pPr>
+      <w:r>
+        <w:rPr>
+          <w:rFonts w:ascii="Arial" w:hAnsi="Arial" w:cs="Arial"/>
+          <w:sz w:val="24"/>
+          <w:szCs w:val="24"/>
+        </w:rPr>
+        <w:t>El trámite aparece en seguimiento con su folio y estado inicial. Si ocurre un error o se interrumpe la conexión, búsquelo antes de volver a capturarlo para evitar duplicados.</w:t>
+      </w:r>
+    </w:p>
+    <w:p>
+      <w:r>
+        <w:br w:type="page"/>
+      </w:r>
+    </w:p>
+    <w:p>
+      <w:pPr>
+        <w:pStyle w:val="Ttulo1"/>
+        <w:jc w:val="both"/>
+        <w:rPr>
+          <w:rFonts w:ascii="Arial" w:hAnsi="Arial" w:cs="Arial"/>
           <w:color w:val="auto"/>
           <w:sz w:val="24"/>
           <w:szCs w:val="24"/>
         </w:rPr>
       </w:pPr>
-      <w:bookmarkStart w:id="18" w:name="_Toc240371459"/>
+      <w:bookmarkStart w:id="18" w:name="_Toc240540748"/>
       <w:r>
         <w:rPr>
           <w:rFonts w:ascii="Arial" w:hAnsi="Arial" w:cs="Arial"/>
@@ -6698,102 +6670,13 @@
           <w:sz w:val="24"/>
           <w:szCs w:val="24"/>
         </w:rPr>
-        <w:t>Consultar un expediente</w:t>
+        <w:lastRenderedPageBreak/>
+        <w:t>5. Seguimiento y correcciones</w:t>
       </w:r>
       <w:bookmarkEnd w:id="18"/>
     </w:p>
     <w:p>
       <w:pPr>
-        <w:jc w:val="both"/>
-        <w:rPr>
-          <w:rFonts w:ascii="Arial" w:hAnsi="Arial" w:cs="Arial"/>
-          <w:sz w:val="24"/>
-          <w:szCs w:val="24"/>
-        </w:rPr>
-      </w:pPr>
-      <w:r>
-        <w:rPr>
-          <w:rFonts w:ascii="Arial" w:hAnsi="Arial" w:cs="Arial"/>
-          <w:sz w:val="24"/>
-          <w:szCs w:val="24"/>
-        </w:rPr>
-        <w:t>1. Abra “Seguimiento de Trámites” en su panel.</w:t>
-      </w:r>
-    </w:p>
-    <w:p>
-      <w:pPr>
-        <w:jc w:val="both"/>
-        <w:rPr>
-          <w:rFonts w:ascii="Arial" w:hAnsi="Arial" w:cs="Arial"/>
-          <w:sz w:val="24"/>
-          <w:szCs w:val="24"/>
-        </w:rPr>
-      </w:pPr>
-      <w:r>
-        <w:rPr>
-          <w:rFonts w:ascii="Arial" w:hAnsi="Arial" w:cs="Arial"/>
-          <w:sz w:val="24"/>
-          <w:szCs w:val="24"/>
-        </w:rPr>
-        <w:t>2. Capture el folio o el nombre del propietario. Puede combinar la búsqueda con el estado y, cuando esté disponible, el tipo de trámite o la fecha.</w:t>
-      </w:r>
-    </w:p>
-    <w:p>
-      <w:pPr>
-        <w:jc w:val="both"/>
-        <w:rPr>
-          <w:rFonts w:ascii="Arial" w:hAnsi="Arial" w:cs="Arial"/>
-          <w:sz w:val="24"/>
-          <w:szCs w:val="24"/>
-        </w:rPr>
-      </w:pPr>
-      <w:r>
-        <w:rPr>
-          <w:rFonts w:ascii="Arial" w:hAnsi="Arial" w:cs="Arial"/>
-          <w:sz w:val="24"/>
-          <w:szCs w:val="24"/>
-        </w:rPr>
-        <w:t>3. Pulse “Buscar” o “Filtrar”. Si no encuentra el registro, quite filtros y verifique el año del folio.</w:t>
-      </w:r>
-    </w:p>
-    <w:p>
-      <w:pPr>
-        <w:jc w:val="both"/>
-        <w:rPr>
-          <w:rFonts w:ascii="Arial" w:hAnsi="Arial" w:cs="Arial"/>
-          <w:sz w:val="24"/>
-          <w:szCs w:val="24"/>
-        </w:rPr>
-      </w:pPr>
-      <w:r>
-        <w:rPr>
-          <w:rFonts w:ascii="Arial" w:hAnsi="Arial" w:cs="Arial"/>
-          <w:sz w:val="24"/>
-          <w:szCs w:val="24"/>
-        </w:rPr>
-        <w:t>4. Abra la acción de consulta: “Ver ficha completa”, “Ver detalles” o el botón disponible en su panel.</w:t>
-      </w:r>
-    </w:p>
-    <w:p>
-      <w:pPr>
-        <w:jc w:val="both"/>
-        <w:rPr>
-          <w:rFonts w:ascii="Arial" w:hAnsi="Arial" w:cs="Arial"/>
-          <w:sz w:val="24"/>
-          <w:szCs w:val="24"/>
-        </w:rPr>
-      </w:pPr>
-      <w:r>
-        <w:rPr>
-          <w:rFonts w:ascii="Arial" w:hAnsi="Arial" w:cs="Arial"/>
-          <w:sz w:val="24"/>
-          <w:szCs w:val="24"/>
-        </w:rPr>
-        <w:t>5. Revise datos del predio, documentos, observaciones y estado. Distinga el folio de ingreso del folio de salida.</w:t>
-      </w:r>
-    </w:p>
-    <w:p>
-      <w:pPr>
         <w:pStyle w:val="Ttulo2"/>
         <w:jc w:val="both"/>
         <w:rPr>
@@ -6803,7 +6686,7 @@
           <w:szCs w:val="24"/>
         </w:rPr>
       </w:pPr>
-      <w:bookmarkStart w:id="19" w:name="_Toc240371460"/>
+      <w:bookmarkStart w:id="19" w:name="_Toc240540749"/>
       <w:r>
         <w:rPr>
           <w:rFonts w:ascii="Arial" w:hAnsi="Arial" w:cs="Arial"/>
@@ -6811,7 +6694,7 @@
           <w:sz w:val="24"/>
           <w:szCs w:val="24"/>
         </w:rPr>
-        <w:t>Atender una corrección desde Ventanilla</w:t>
+        <w:t>Consultar un expediente</w:t>
       </w:r>
       <w:bookmarkEnd w:id="19"/>
     </w:p>
@@ -6830,7 +6713,7 @@
           <w:sz w:val="24"/>
           <w:szCs w:val="24"/>
         </w:rPr>
-        <w:t>1. Abra “Trámites en Corrección” y localice el expediente.</w:t>
+        <w:t>1. Abra “Seguimiento de Trámites” en su panel.</w:t>
       </w:r>
     </w:p>
     <w:p>
@@ -6848,7 +6731,7 @@
           <w:sz w:val="24"/>
           <w:szCs w:val="24"/>
         </w:rPr>
-        <w:t>2. Pulse “Actualizar” y lea las observaciones antes de realizar cambios.</w:t>
+        <w:t>2. Capture el folio o el nombre del propietario. Puede combinar la búsqueda con el estado y, cuando esté disponible, el tipo de trámite o la fecha.</w:t>
       </w:r>
     </w:p>
     <w:p>
@@ -6866,7 +6749,7 @@
           <w:sz w:val="24"/>
           <w:szCs w:val="24"/>
         </w:rPr>
-        <w:t>3. Revise “Documentos actuales”. Adjunte los archivos solicitados o sus versiones corregidas en los campos correspondientes.</w:t>
+        <w:t>3. Pulse “Buscar” o “Filtrar”. Si no encuentra el registro, quite filtros y verifique el año del folio.</w:t>
       </w:r>
     </w:p>
     <w:p>
@@ -6884,7 +6767,7 @@
           <w:sz w:val="24"/>
           <w:szCs w:val="24"/>
         </w:rPr>
-        <w:t>4. Agregue una nota breve que explique qué se corrigió, cuando resulte útil.</w:t>
+        <w:t>4. Abra la acción de consulta: “Ver ficha completa”, “Ver detalles” o el botón disponible en su panel.</w:t>
       </w:r>
     </w:p>
     <w:p>
@@ -6902,7 +6785,7 @@
           <w:sz w:val="24"/>
           <w:szCs w:val="24"/>
         </w:rPr>
-        <w:t>5. Pulse “Guardar y Regresar a Revisión”. Confirme que el expediente salga de corrección y vuelva al proceso de revisión.</w:t>
+        <w:t>5. Revise datos del predio, documentos, observaciones y estado. Distinga el folio de ingreso del folio de salida.</w:t>
       </w:r>
     </w:p>
     <w:p>
@@ -6916,7 +6799,7 @@
           <w:szCs w:val="24"/>
         </w:rPr>
       </w:pPr>
-      <w:bookmarkStart w:id="20" w:name="_Toc240371461"/>
+      <w:bookmarkStart w:id="20" w:name="_Toc240540750"/>
       <w:r>
         <w:rPr>
           <w:rFonts w:ascii="Arial" w:hAnsi="Arial" w:cs="Arial"/>
@@ -6924,7 +6807,7 @@
           <w:sz w:val="24"/>
           <w:szCs w:val="24"/>
         </w:rPr>
-        <w:t>Criterios para adjuntar archivos</w:t>
+        <w:t>Atender una corrección desde Ventanilla</w:t>
       </w:r>
       <w:bookmarkEnd w:id="20"/>
     </w:p>
@@ -6943,7 +6826,7 @@
           <w:sz w:val="24"/>
           <w:szCs w:val="24"/>
         </w:rPr>
-        <w:t>Use documentos completos, legibles y orientados correctamente. Respete los tipos y tamaños permitidos por cada campo; estos pueden variar entre documentos y fotografías. Compruebe que el archivo seleccionado pertenezca al propietario y predio correctos.</w:t>
+        <w:t>1. Abra “Trámites en Corrección” y localice el expediente.</w:t>
       </w:r>
     </w:p>
     <w:p>
@@ -6961,26 +6844,75 @@
           <w:sz w:val="24"/>
           <w:szCs w:val="24"/>
         </w:rPr>
-        <w:t>No confunda la selección de un archivo con su guardado: debe concluir la acción del formulario y recibir una confirmación. Si el archivo es rechazado, revise el formato y el tamaño; cambiar únicamente la extensión no convierte el documento.</w:t>
+        <w:t>2. Pulse “Actualizar” y lea las observaciones antes de realizar cambios.</w:t>
       </w:r>
     </w:p>
     <w:p>
-      <w:r>
-        <w:br w:type="page"/>
+      <w:pPr>
+        <w:jc w:val="both"/>
+        <w:rPr>
+          <w:rFonts w:ascii="Arial" w:hAnsi="Arial" w:cs="Arial"/>
+          <w:sz w:val="24"/>
+          <w:szCs w:val="24"/>
+        </w:rPr>
+      </w:pPr>
+      <w:r>
+        <w:rPr>
+          <w:rFonts w:ascii="Arial" w:hAnsi="Arial" w:cs="Arial"/>
+          <w:sz w:val="24"/>
+          <w:szCs w:val="24"/>
+        </w:rPr>
+        <w:t>3. Revise “Documentos actuales”. Adjunte los archivos solicitados o sus versiones corregidas en los campos correspondientes.</w:t>
       </w:r>
     </w:p>
     <w:p>
       <w:pPr>
-        <w:pStyle w:val="Ttulo1"/>
         <w:jc w:val="both"/>
         <w:rPr>
           <w:rFonts w:ascii="Arial" w:hAnsi="Arial" w:cs="Arial"/>
+          <w:sz w:val="24"/>
+          <w:szCs w:val="24"/>
+        </w:rPr>
+      </w:pPr>
+      <w:r>
+        <w:rPr>
+          <w:rFonts w:ascii="Arial" w:hAnsi="Arial" w:cs="Arial"/>
+          <w:sz w:val="24"/>
+          <w:szCs w:val="24"/>
+        </w:rPr>
+        <w:t>4. Agregue una nota breve que explique qué se corrigió, cuando resulte útil.</w:t>
+      </w:r>
+    </w:p>
+    <w:p>
+      <w:pPr>
+        <w:jc w:val="both"/>
+        <w:rPr>
+          <w:rFonts w:ascii="Arial" w:hAnsi="Arial" w:cs="Arial"/>
+          <w:sz w:val="24"/>
+          <w:szCs w:val="24"/>
+        </w:rPr>
+      </w:pPr>
+      <w:r>
+        <w:rPr>
+          <w:rFonts w:ascii="Arial" w:hAnsi="Arial" w:cs="Arial"/>
+          <w:sz w:val="24"/>
+          <w:szCs w:val="24"/>
+        </w:rPr>
+        <w:t>5. Pulse “Guardar y Regresar a Revisión”. Confirme que el expediente salga de corrección y vuelva al proceso de revisión.</w:t>
+      </w:r>
+    </w:p>
+    <w:p>
+      <w:pPr>
+        <w:pStyle w:val="Ttulo2"/>
+        <w:jc w:val="both"/>
+        <w:rPr>
+          <w:rFonts w:ascii="Arial" w:hAnsi="Arial" w:cs="Arial"/>
           <w:color w:val="auto"/>
           <w:sz w:val="24"/>
           <w:szCs w:val="24"/>
         </w:rPr>
       </w:pPr>
-      <w:bookmarkStart w:id="21" w:name="_Toc240371462"/>
+      <w:bookmarkStart w:id="21" w:name="_Toc240540751"/>
       <w:r>
         <w:rPr>
           <w:rFonts w:ascii="Arial" w:hAnsi="Arial" w:cs="Arial"/>
@@ -6988,23 +6920,63 @@
           <w:sz w:val="24"/>
           <w:szCs w:val="24"/>
         </w:rPr>
-        <w:lastRenderedPageBreak/>
-        <w:t>6. Verificador: revisión y constancia</w:t>
+        <w:t>Criterios para adjuntar archivos</w:t>
       </w:r>
       <w:bookmarkEnd w:id="21"/>
     </w:p>
     <w:p>
       <w:pPr>
-        <w:pStyle w:val="Ttulo2"/>
         <w:jc w:val="both"/>
         <w:rPr>
           <w:rFonts w:ascii="Arial" w:hAnsi="Arial" w:cs="Arial"/>
+          <w:sz w:val="24"/>
+          <w:szCs w:val="24"/>
+        </w:rPr>
+      </w:pPr>
+      <w:r>
+        <w:rPr>
+          <w:rFonts w:ascii="Arial" w:hAnsi="Arial" w:cs="Arial"/>
+          <w:sz w:val="24"/>
+          <w:szCs w:val="24"/>
+        </w:rPr>
+        <w:t>Use documentos completos, legibles y orientados correctamente. Respete los tipos y tamaños permitidos por cada campo; estos pueden variar entre documentos y fotografías. Compruebe que el archivo seleccionado pertenezca al propietario y predio correctos.</w:t>
+      </w:r>
+    </w:p>
+    <w:p>
+      <w:pPr>
+        <w:jc w:val="both"/>
+        <w:rPr>
+          <w:rFonts w:ascii="Arial" w:hAnsi="Arial" w:cs="Arial"/>
+          <w:sz w:val="24"/>
+          <w:szCs w:val="24"/>
+        </w:rPr>
+      </w:pPr>
+      <w:r>
+        <w:rPr>
+          <w:rFonts w:ascii="Arial" w:hAnsi="Arial" w:cs="Arial"/>
+          <w:sz w:val="24"/>
+          <w:szCs w:val="24"/>
+        </w:rPr>
+        <w:t>No confunda la selección de un archivo con su guardado: debe concluir la acción del formulario y recibir una confirmación. Si el archivo es rechazado, revise el formato y el tamaño; cambiar únicamente la extensión no convierte el documento.</w:t>
+      </w:r>
+    </w:p>
+    <w:p>
+      <w:r>
+        <w:br w:type="page"/>
+      </w:r>
+    </w:p>
+    <w:p>
+      <w:pPr>
+        <w:pStyle w:val="Ttulo1"/>
+        <w:jc w:val="both"/>
+        <w:rPr>
+          <w:rFonts w:ascii="Arial" w:hAnsi="Arial" w:cs="Arial"/>
           <w:color w:val="auto"/>
           <w:sz w:val="24"/>
           <w:szCs w:val="24"/>
         </w:rPr>
       </w:pPr>
-      <w:bookmarkStart w:id="22" w:name="_Toc240371463"/>
+      <w:bookmarkStart w:id="22" w:name="_Toc240540752"/>
       <w:r>
         <w:rPr>
           <w:rFonts w:ascii="Arial" w:hAnsi="Arial" w:cs="Arial"/>
@@ -7012,27 +6984,33 @@
           <w:sz w:val="24"/>
           <w:szCs w:val="24"/>
         </w:rPr>
-        <w:t>Revisión del expediente</w:t>
+        <w:lastRenderedPageBreak/>
+        <w:t>6. Verificador: revisión y constancia</w:t>
       </w:r>
       <w:bookmarkEnd w:id="22"/>
     </w:p>
     <w:p>
       <w:pPr>
+        <w:pStyle w:val="Ttulo2"/>
         <w:jc w:val="both"/>
         <w:rPr>
           <w:rFonts w:ascii="Arial" w:hAnsi="Arial" w:cs="Arial"/>
-          <w:sz w:val="24"/>
-          <w:szCs w:val="24"/>
-        </w:rPr>
-      </w:pPr>
-      <w:r>
-        <w:rPr>
-          <w:rFonts w:ascii="Arial" w:hAnsi="Arial" w:cs="Arial"/>
-          <w:sz w:val="24"/>
-          <w:szCs w:val="24"/>
-        </w:rPr>
-        <w:t>1. Entre al “Panel de Verificador”. Use los filtros de folio, fecha de ingreso, trámite, estado o fotografías.</w:t>
-      </w:r>
+          <w:color w:val="auto"/>
+          <w:sz w:val="24"/>
+          <w:szCs w:val="24"/>
+        </w:rPr>
+      </w:pPr>
+      <w:bookmarkStart w:id="23" w:name="_Toc240540753"/>
+      <w:r>
+        <w:rPr>
+          <w:rFonts w:ascii="Arial" w:hAnsi="Arial" w:cs="Arial"/>
+          <w:color w:val="auto"/>
+          <w:sz w:val="24"/>
+          <w:szCs w:val="24"/>
+        </w:rPr>
+        <w:t>Revisión del expediente</w:t>
+      </w:r>
+      <w:bookmarkEnd w:id="23"/>
     </w:p>
     <w:p>
       <w:pPr>
@@ -7049,7 +7027,7 @@
           <w:sz w:val="24"/>
           <w:szCs w:val="24"/>
         </w:rPr>
-        <w:t>2. Abra “Ver detalles”. Revise datos del propietario, ubicación, documentos disponibles y justificación de faltantes.</w:t>
+        <w:t>1. Entre al “Panel de Verificador”. Use los filtros de folio, fecha de ingreso, trámite, estado o fotografías.</w:t>
       </w:r>
     </w:p>
     <w:p>
@@ -7067,41 +7045,60 @@
           <w:sz w:val="24"/>
           <w:szCs w:val="24"/>
         </w:rPr>
-        <w:t>3. Agregue fotografías del inmueble en los campos habilitados cuando corresponda</w:t>
-      </w:r>
-      <w:r>
-        <w:rPr>
-          <w:rFonts w:ascii="Arial" w:hAnsi="Arial" w:cs="Arial"/>
-          <w:sz w:val="24"/>
-          <w:szCs w:val="24"/>
-        </w:rPr>
-        <w:t xml:space="preserve"> y cambiar el estatus de “En revisión” a “Aprobar y enviar a firmar”</w:t>
-      </w:r>
-      <w:r>
-        <w:rPr>
-          <w:rFonts w:ascii="Arial" w:hAnsi="Arial" w:cs="Arial"/>
-          <w:sz w:val="24"/>
-          <w:szCs w:val="24"/>
-        </w:rPr>
-        <w:t>.</w:t>
-      </w:r>
-      <w:r>
-        <w:rPr>
-          <w:rFonts w:ascii="Arial" w:hAnsi="Arial" w:cs="Arial"/>
-          <w:sz w:val="24"/>
-          <w:szCs w:val="24"/>
-        </w:rPr>
-        <w:t xml:space="preserve"> Ver anexo de detalles de tramite</w:t>
+        <w:t>2. Abra “Ver detalles”. Revise datos del propietario, ubicación, documentos disponibles y justificación de faltantes.</w:t>
       </w:r>
     </w:p>
     <w:p>
       <w:pPr>
+        <w:jc w:val="both"/>
+        <w:rPr>
+          <w:rFonts w:ascii="Arial" w:hAnsi="Arial" w:cs="Arial"/>
+          <w:sz w:val="24"/>
+          <w:szCs w:val="24"/>
+        </w:rPr>
+      </w:pPr>
+      <w:r>
+        <w:rPr>
+          <w:rFonts w:ascii="Arial" w:hAnsi="Arial" w:cs="Arial"/>
+          <w:sz w:val="24"/>
+          <w:szCs w:val="24"/>
+        </w:rPr>
+        <w:t>3. Agregue fotografías del inmueble en los campos habilitados cuando corresponda</w:t>
+      </w:r>
+      <w:r>
+        <w:rPr>
+          <w:rFonts w:ascii="Arial" w:hAnsi="Arial" w:cs="Arial"/>
+          <w:sz w:val="24"/>
+          <w:szCs w:val="24"/>
+        </w:rPr>
+        <w:t xml:space="preserve"> y cambiar el estatus de “En revisión” a “Aprobar y enviar a firmar”</w:t>
+      </w:r>
+      <w:r>
+        <w:rPr>
+          <w:rFonts w:ascii="Arial" w:hAnsi="Arial" w:cs="Arial"/>
+          <w:sz w:val="24"/>
+          <w:szCs w:val="24"/>
+        </w:rPr>
+        <w:t>.</w:t>
+      </w:r>
+      <w:r>
+        <w:rPr>
+          <w:rFonts w:ascii="Arial" w:hAnsi="Arial" w:cs="Arial"/>
+          <w:sz w:val="24"/>
+          <w:szCs w:val="24"/>
+        </w:rPr>
+        <w:t xml:space="preserve"> Ver anexo de detalles de tramite</w:t>
+      </w:r>
+    </w:p>
+    <w:p>
+      <w:pPr>
         <w:keepNext/>
         <w:jc w:val="center"/>
       </w:pPr>
       <w:r>
         <w:rPr>
           <w:rFonts w:ascii="Arial" w:hAnsi="Arial" w:cs="Arial"/>
+          <w:noProof/>
           <w:sz w:val="24"/>
           <w:szCs w:val="24"/>
         </w:rPr>
@@ -7121,7 +7118,7 @@
                     <pic:cNvPicPr/>
                   </pic:nvPicPr>
                   <pic:blipFill>
-                    <a:blip r:embed="rId17"/>
+                    <a:blip r:embed="rId16"/>
                     <a:stretch>
                       <a:fillRect/>
                     </a:stretch>
@@ -7226,7 +7223,7 @@
           <w:szCs w:val="24"/>
         </w:rPr>
       </w:pPr>
-      <w:bookmarkStart w:id="23" w:name="_Toc240371464"/>
+      <w:bookmarkStart w:id="24" w:name="_Toc240540754"/>
       <w:r>
         <w:rPr>
           <w:rFonts w:ascii="Arial" w:hAnsi="Arial" w:cs="Arial"/>
@@ -7236,7 +7233,7 @@
         </w:rPr>
         <w:t>Preparar la constancia de número oficial</w:t>
       </w:r>
-      <w:bookmarkEnd w:id="23"/>
+      <w:bookmarkEnd w:id="24"/>
     </w:p>
     <w:p>
       <w:pPr>
@@ -7282,6 +7279,7 @@
       <w:r>
         <w:rPr>
           <w:rFonts w:ascii="Arial" w:hAnsi="Arial" w:cs="Arial"/>
+          <w:noProof/>
           <w:sz w:val="24"/>
           <w:szCs w:val="24"/>
         </w:rPr>
@@ -7302,7 +7300,7 @@
                     <pic:cNvPicPr/>
                   </pic:nvPicPr>
                   <pic:blipFill>
-                    <a:blip r:embed="rId18"/>
+                    <a:blip r:embed="rId17"/>
                     <a:stretch>
                       <a:fillRect/>
                     </a:stretch>
@@ -7370,6 +7368,7 @@
       <w:r>
         <w:rPr>
           <w:rFonts w:ascii="Arial" w:hAnsi="Arial" w:cs="Arial"/>
+          <w:noProof/>
           <w:sz w:val="24"/>
           <w:szCs w:val="24"/>
         </w:rPr>
@@ -7389,7 +7388,7 @@
                     <pic:cNvPicPr/>
                   </pic:nvPicPr>
                   <pic:blipFill>
-                    <a:blip r:embed="rId19"/>
+                    <a:blip r:embed="rId18"/>
                     <a:stretch>
                       <a:fillRect/>
                     </a:stretch>
@@ -7475,6 +7474,7 @@
       <w:r>
         <w:rPr>
           <w:rFonts w:ascii="Arial" w:hAnsi="Arial" w:cs="Arial"/>
+          <w:noProof/>
           <w:sz w:val="24"/>
           <w:szCs w:val="24"/>
         </w:rPr>
@@ -7495,7 +7495,7 @@
                     <pic:cNvPicPr/>
                   </pic:nvPicPr>
                   <pic:blipFill>
-                    <a:blip r:embed="rId20"/>
+                    <a:blip r:embed="rId19"/>
                     <a:stretch>
                       <a:fillRect/>
                     </a:stretch>
@@ -7606,7 +7606,7 @@
           <w:szCs w:val="24"/>
         </w:rPr>
       </w:pPr>
-      <w:bookmarkStart w:id="24" w:name="_Toc240371465"/>
+      <w:bookmarkStart w:id="25" w:name="_Toc240540755"/>
       <w:r>
         <w:rPr>
           <w:rFonts w:ascii="Arial" w:hAnsi="Arial" w:cs="Arial"/>
@@ -7617,7 +7617,7 @@
         <w:lastRenderedPageBreak/>
         <w:t>7. Solicitud de licencia y calificación</w:t>
       </w:r>
-      <w:bookmarkEnd w:id="24"/>
+      <w:bookmarkEnd w:id="25"/>
     </w:p>
     <w:p>
       <w:pPr>
@@ -7631,7 +7631,7 @@
           <w:szCs w:val="24"/>
         </w:rPr>
       </w:pPr>
-      <w:bookmarkStart w:id="25" w:name="_Toc240371466"/>
+      <w:bookmarkStart w:id="26" w:name="_Toc240540756"/>
       <w:r>
         <w:rPr>
           <w:rFonts w:ascii="Arial" w:hAnsi="Arial" w:cs="Arial"/>
@@ -7659,7 +7659,7 @@
         </w:rPr>
         <w:t xml:space="preserve"> Ventanilla</w:t>
       </w:r>
-      <w:bookmarkEnd w:id="25"/>
+      <w:bookmarkEnd w:id="26"/>
     </w:p>
     <w:p>
       <w:pPr>
@@ -7676,15 +7676,7 @@
           <w:sz w:val="24"/>
           <w:szCs w:val="24"/>
         </w:rPr>
-        <w:t xml:space="preserve">1. </w:t>
-      </w:r>
-      <w:r>
-        <w:rPr>
-          <w:rFonts w:ascii="Arial" w:hAnsi="Arial" w:cs="Arial"/>
-          <w:sz w:val="24"/>
-          <w:szCs w:val="24"/>
-        </w:rPr>
-        <w:t>Localice un trámite de Licencia de Construcción y pulse “Solicitud LC”.</w:t>
+        <w:t>1. Localice un trámite de Licencia de Construcción y pulse “Solicitud LC”.</w:t>
       </w:r>
     </w:p>
     <w:p>
@@ -7694,6 +7686,9 @@
         <w:jc w:val="center"/>
       </w:pPr>
       <w:r>
+        <w:rPr>
+          <w:noProof/>
+        </w:rPr>
         <w:drawing>
           <wp:inline distT="0" distB="0" distL="0" distR="0" wp14:anchorId="5EB8F044" wp14:editId="52AE3C8C">
             <wp:extent cx="5193127" cy="3193961"/>
@@ -7710,7 +7705,7 @@
                     <pic:cNvPicPr/>
                   </pic:nvPicPr>
                   <pic:blipFill>
-                    <a:blip r:embed="rId21"/>
+                    <a:blip r:embed="rId20"/>
                     <a:stretch>
                       <a:fillRect/>
                     </a:stretch>
@@ -7796,6 +7791,7 @@
       <w:r>
         <w:rPr>
           <w:rFonts w:ascii="Arial" w:hAnsi="Arial" w:cs="Arial"/>
+          <w:noProof/>
           <w:sz w:val="24"/>
           <w:szCs w:val="24"/>
         </w:rPr>
@@ -7815,7 +7811,7 @@
                     <pic:cNvPicPr/>
                   </pic:nvPicPr>
                   <pic:blipFill>
-                    <a:blip r:embed="rId22"/>
+                    <a:blip r:embed="rId21"/>
                     <a:stretch>
                       <a:fillRect/>
                     </a:stretch>
@@ -7930,7 +7926,7 @@
           <w:szCs w:val="16"/>
         </w:rPr>
       </w:pPr>
-      <w:bookmarkStart w:id="26" w:name="_Toc240371467"/>
+      <w:bookmarkStart w:id="27" w:name="_Toc240540757"/>
       <w:r>
         <w:rPr>
           <w:rFonts w:ascii="Arial" w:hAnsi="Arial" w:cs="Arial"/>
@@ -7938,18 +7934,9 @@
           <w:sz w:val="24"/>
           <w:szCs w:val="16"/>
         </w:rPr>
-        <w:t>8</w:t>
-      </w:r>
-      <w:r>
-        <w:rPr>
-          <w:rFonts w:ascii="Arial" w:hAnsi="Arial" w:cs="Arial"/>
-          <w:color w:val="auto"/>
-          <w:sz w:val="24"/>
-          <w:szCs w:val="16"/>
-        </w:rPr>
-        <w:t>. Problemas frecuentes</w:t>
-      </w:r>
-      <w:bookmarkEnd w:id="26"/>
+        <w:t>8. Problemas frecuentes</w:t>
+      </w:r>
+      <w:bookmarkEnd w:id="27"/>
     </w:p>
     <w:tbl>
       <w:tblPr>
@@ -8472,7 +8459,7 @@
           <w:szCs w:val="24"/>
         </w:rPr>
       </w:pPr>
-      <w:bookmarkStart w:id="27" w:name="_Toc240371468"/>
+      <w:bookmarkStart w:id="28" w:name="_Toc240540758"/>
       <w:r>
         <w:rPr>
           <w:rFonts w:ascii="Arial" w:hAnsi="Arial" w:cs="Arial"/>
@@ -8482,7 +8469,7 @@
         </w:rPr>
         <w:t>Problemas técnicos</w:t>
       </w:r>
-      <w:bookmarkEnd w:id="27"/>
+      <w:bookmarkEnd w:id="28"/>
     </w:p>
     <w:tbl>
       <w:tblPr>
@@ -8694,7 +8681,6 @@
                 <w:rFonts w:ascii="Arial" w:hAnsi="Arial" w:cs="Arial"/>
                 <w:sz w:val="20"/>
               </w:rPr>
-              <w:lastRenderedPageBreak/>
               <w:t>No funciona script Recuperar SQL</w:t>
             </w:r>
           </w:p>
@@ -8766,7 +8752,7 @@
               </w:rPr>
               <w:t xml:space="preserve">Desde el equipo servidor ingresar a </w:t>
             </w:r>
-            <w:hyperlink r:id="rId23" w:history="1">
+            <w:hyperlink r:id="rId22" w:history="1">
               <w:r>
                 <w:rPr>
                   <w:rStyle w:val="Hipervnculo"/>
@@ -9104,7 +9090,7 @@
           <w:szCs w:val="16"/>
         </w:rPr>
       </w:pPr>
-      <w:bookmarkStart w:id="28" w:name="_Toc240371469"/>
+      <w:bookmarkStart w:id="29" w:name="_Toc240540759"/>
       <w:r>
         <w:rPr>
           <w:rFonts w:ascii="Arial" w:hAnsi="Arial" w:cs="Arial"/>
@@ -9112,18 +9098,9 @@
           <w:sz w:val="24"/>
           <w:szCs w:val="16"/>
         </w:rPr>
-        <w:t>9</w:t>
-      </w:r>
-      <w:r>
-        <w:rPr>
-          <w:rFonts w:ascii="Arial" w:hAnsi="Arial" w:cs="Arial"/>
-          <w:color w:val="auto"/>
-          <w:sz w:val="24"/>
-          <w:szCs w:val="16"/>
-        </w:rPr>
-        <w:t>. Glosario y alcance de la documentación</w:t>
-      </w:r>
-      <w:bookmarkEnd w:id="28"/>
+        <w:t>9. Glosario y alcance de la documentación</w:t>
+      </w:r>
+      <w:bookmarkEnd w:id="29"/>
     </w:p>
     <w:tbl>
       <w:tblPr>
@@ -9392,7 +9369,6 @@
               <w:rPr>
                 <w:sz w:val="20"/>
               </w:rPr>
-              <w:lastRenderedPageBreak/>
               <w:t>LC</w:t>
             </w:r>
           </w:p>
@@ -9519,10 +9495,11 @@
         <w:pStyle w:val="Ttulo2"/>
         <w:jc w:val="center"/>
       </w:pPr>
-      <w:bookmarkStart w:id="29" w:name="_Toc240371470"/>
-      <w:r>
-        <w:rPr>
-          <w:rFonts w:ascii="Arial" w:hAnsi="Arial" w:cs="Arial"/>
+      <w:bookmarkStart w:id="30" w:name="_Toc240540760"/>
+      <w:r>
+        <w:rPr>
+          <w:rFonts w:ascii="Arial" w:hAnsi="Arial" w:cs="Arial"/>
+          <w:noProof/>
           <w:color w:val="auto"/>
           <w:sz w:val="24"/>
           <w:szCs w:val="24"/>
@@ -9543,7 +9520,7 @@
                     <pic:cNvPicPr/>
                   </pic:nvPicPr>
                   <pic:blipFill>
-                    <a:blip r:embed="rId8"/>
+                    <a:blip r:embed="rId23"/>
                     <a:stretch>
                       <a:fillRect/>
                     </a:stretch>
@@ -9563,7 +9540,7 @@
           </wp:inline>
         </w:drawing>
       </w:r>
-      <w:bookmarkEnd w:id="29"/>
+      <w:bookmarkEnd w:id="30"/>
     </w:p>
     <w:p>
       <w:pPr>
